--- a/DAW2/C.NUBE/UD4/Actividad2.docx
+++ b/DAW2/C.NUBE/UD4/Actividad2.docx
@@ -1427,12 +1427,18 @@
           <w:szCs w:val="27"/>
           <w:lang w:eastAsia="es-ES"/>
         </w:rPr>
-        <w:t xml:space="preserve"> openjdk:21-jdk-slim</w:t>
-      </w:r>
-    </w:p>
-    <w:p>
-      <w:r>
-        <w:t>Usa la versión ligera de java 21 para que el contenedor no ocupe mucho espacio.</w:t>
+        <w:t xml:space="preserve"> eclipse-temurin:21-jdk-alpine</w:t>
+      </w:r>
+    </w:p>
+    <w:p>
+      <w:r>
+        <w:t>Usa la versión ligera de java</w:t>
+      </w:r>
+      <w:r>
+        <w:t xml:space="preserve"> 21</w:t>
+      </w:r>
+      <w:r>
+        <w:t xml:space="preserve"> para que el contenedor no ocupe mucho espacio.</w:t>
       </w:r>
     </w:p>
     <w:p>
@@ -1467,7 +1473,51 @@
           <w:szCs w:val="27"/>
           <w:lang w:eastAsia="es-ES"/>
         </w:rPr>
-        <w:t xml:space="preserve"> target/*.</w:t>
+        <w:t xml:space="preserve"> </w:t>
+      </w:r>
+      <w:proofErr w:type="spellStart"/>
+      <w:r>
+        <w:rPr>
+          <w:rFonts w:ascii="Consolas" w:eastAsia="Times New Roman" w:hAnsi="Consolas" w:cs="Times New Roman"/>
+          <w:color w:val="D4D4D4"/>
+          <w:sz w:val="27"/>
+          <w:szCs w:val="27"/>
+          <w:lang w:eastAsia="es-ES"/>
+        </w:rPr>
+        <w:t>build</w:t>
+      </w:r>
+      <w:proofErr w:type="spellEnd"/>
+      <w:r>
+        <w:rPr>
+          <w:rFonts w:ascii="Consolas" w:eastAsia="Times New Roman" w:hAnsi="Consolas" w:cs="Times New Roman"/>
+          <w:color w:val="D4D4D4"/>
+          <w:sz w:val="27"/>
+          <w:szCs w:val="27"/>
+          <w:lang w:eastAsia="es-ES"/>
+        </w:rPr>
+        <w:t>/</w:t>
+      </w:r>
+      <w:proofErr w:type="spellStart"/>
+      <w:r>
+        <w:rPr>
+          <w:rFonts w:ascii="Consolas" w:eastAsia="Times New Roman" w:hAnsi="Consolas" w:cs="Times New Roman"/>
+          <w:color w:val="D4D4D4"/>
+          <w:sz w:val="27"/>
+          <w:szCs w:val="27"/>
+          <w:lang w:eastAsia="es-ES"/>
+        </w:rPr>
+        <w:t>libs</w:t>
+      </w:r>
+      <w:proofErr w:type="spellEnd"/>
+      <w:r>
+        <w:rPr>
+          <w:rFonts w:ascii="Consolas" w:eastAsia="Times New Roman" w:hAnsi="Consolas" w:cs="Times New Roman"/>
+          <w:color w:val="D4D4D4"/>
+          <w:sz w:val="27"/>
+          <w:szCs w:val="27"/>
+          <w:lang w:eastAsia="es-ES"/>
+        </w:rPr>
+        <w:t>/*.</w:t>
       </w:r>
       <w:proofErr w:type="spellStart"/>
       <w:r>
@@ -1947,10 +1997,7 @@
     </w:p>
     <w:p>
       <w:r>
-        <w:t>Esta es primera etapa -&gt; u</w:t>
-      </w:r>
-      <w:r>
-        <w:t xml:space="preserve">so </w:t>
+        <w:t xml:space="preserve">Esta es primera etapa -&gt; uso </w:t>
       </w:r>
       <w:r>
         <w:rPr>
@@ -1966,17 +2013,6 @@
     <w:p/>
     <w:p>
       <w:pPr>
-        <w:shd w:val="clear" w:color="auto" w:fill="212122"/>
-        <w:spacing w:after="0" w:line="360" w:lineRule="atLeast"/>
-        <w:rPr>
-          <w:rFonts w:ascii="Consolas" w:eastAsia="Times New Roman" w:hAnsi="Consolas" w:cs="Times New Roman"/>
-          <w:color w:val="D4D4D4"/>
-          <w:sz w:val="27"/>
-          <w:szCs w:val="27"/>
-          <w:lang w:eastAsia="es-ES"/>
-        </w:rPr>
-      </w:pPr>
-      <w:r>
         <w:rPr>
           <w:rFonts w:ascii="Consolas" w:eastAsia="Times New Roman" w:hAnsi="Consolas" w:cs="Times New Roman"/>
           <w:b/>
@@ -1986,44 +2022,6 @@
           <w:szCs w:val="27"/>
           <w:lang w:eastAsia="es-ES"/>
         </w:rPr>
-        <w:t>FROM</w:t>
-      </w:r>
-      <w:r>
-        <w:rPr>
-          <w:rFonts w:ascii="Consolas" w:eastAsia="Times New Roman" w:hAnsi="Consolas" w:cs="Times New Roman"/>
-          <w:color w:val="D4D4D4"/>
-          <w:sz w:val="27"/>
-          <w:szCs w:val="27"/>
-          <w:lang w:eastAsia="es-ES"/>
-        </w:rPr>
-        <w:t xml:space="preserve"> </w:t>
-      </w:r>
-      <w:proofErr w:type="spellStart"/>
-      <w:proofErr w:type="gramStart"/>
-      <w:r>
-        <w:rPr>
-          <w:rFonts w:ascii="Consolas" w:eastAsia="Times New Roman" w:hAnsi="Consolas" w:cs="Times New Roman"/>
-          <w:color w:val="D4D4D4"/>
-          <w:sz w:val="27"/>
-          <w:szCs w:val="27"/>
-          <w:lang w:eastAsia="es-ES"/>
-        </w:rPr>
-        <w:t>nginx:alpine</w:t>
-      </w:r>
-      <w:proofErr w:type="spellEnd"/>
-      <w:proofErr w:type="gramEnd"/>
-    </w:p>
-    <w:p>
-      <w:pPr>
-        <w:shd w:val="clear" w:color="auto" w:fill="212122"/>
-        <w:spacing w:after="0" w:line="360" w:lineRule="atLeast"/>
-        <w:rPr>
-          <w:rFonts w:ascii="Consolas" w:eastAsia="Times New Roman" w:hAnsi="Consolas" w:cs="Times New Roman"/>
-          <w:color w:val="D4D4D4"/>
-          <w:sz w:val="27"/>
-          <w:szCs w:val="27"/>
-          <w:lang w:eastAsia="es-ES"/>
-        </w:rPr>
       </w:pPr>
       <w:r>
         <w:rPr>
@@ -2035,203 +2033,55 @@
           <w:szCs w:val="27"/>
           <w:lang w:eastAsia="es-ES"/>
         </w:rPr>
-        <w:t>COPY</w:t>
-      </w:r>
-      <w:r>
-        <w:rPr>
-          <w:rFonts w:ascii="Consolas" w:eastAsia="Times New Roman" w:hAnsi="Consolas" w:cs="Times New Roman"/>
-          <w:color w:val="D4D4D4"/>
-          <w:sz w:val="27"/>
-          <w:szCs w:val="27"/>
-          <w:lang w:eastAsia="es-ES"/>
-        </w:rPr>
-        <w:t xml:space="preserve"> --</w:t>
-      </w:r>
-      <w:proofErr w:type="spellStart"/>
-      <w:r>
-        <w:rPr>
-          <w:rFonts w:ascii="Consolas" w:eastAsia="Times New Roman" w:hAnsi="Consolas" w:cs="Times New Roman"/>
-          <w:color w:val="D4D4D4"/>
-          <w:sz w:val="27"/>
-          <w:szCs w:val="27"/>
-          <w:lang w:eastAsia="es-ES"/>
-        </w:rPr>
-        <w:t>from</w:t>
-      </w:r>
-      <w:proofErr w:type="spellEnd"/>
-      <w:r>
-        <w:rPr>
-          <w:rFonts w:ascii="Consolas" w:eastAsia="Times New Roman" w:hAnsi="Consolas" w:cs="Times New Roman"/>
-          <w:color w:val="D4D4D4"/>
-          <w:sz w:val="27"/>
-          <w:szCs w:val="27"/>
-          <w:lang w:eastAsia="es-ES"/>
-        </w:rPr>
-        <w:t>=</w:t>
-      </w:r>
-      <w:proofErr w:type="spellStart"/>
-      <w:r>
-        <w:rPr>
-          <w:rFonts w:ascii="Consolas" w:eastAsia="Times New Roman" w:hAnsi="Consolas" w:cs="Times New Roman"/>
-          <w:color w:val="D4D4D4"/>
-          <w:sz w:val="27"/>
-          <w:szCs w:val="27"/>
-          <w:lang w:eastAsia="es-ES"/>
-        </w:rPr>
-        <w:t>build</w:t>
-      </w:r>
-      <w:proofErr w:type="spellEnd"/>
-      <w:r>
-        <w:rPr>
-          <w:rFonts w:ascii="Consolas" w:eastAsia="Times New Roman" w:hAnsi="Consolas" w:cs="Times New Roman"/>
-          <w:color w:val="D4D4D4"/>
-          <w:sz w:val="27"/>
-          <w:szCs w:val="27"/>
-          <w:lang w:eastAsia="es-ES"/>
-        </w:rPr>
-        <w:t xml:space="preserve"> /app/</w:t>
-      </w:r>
-      <w:proofErr w:type="spellStart"/>
-      <w:r>
-        <w:rPr>
-          <w:rFonts w:ascii="Consolas" w:eastAsia="Times New Roman" w:hAnsi="Consolas" w:cs="Times New Roman"/>
-          <w:color w:val="D4D4D4"/>
-          <w:sz w:val="27"/>
-          <w:szCs w:val="27"/>
-          <w:lang w:eastAsia="es-ES"/>
-        </w:rPr>
-        <w:t>dist</w:t>
-      </w:r>
-      <w:proofErr w:type="spellEnd"/>
-      <w:r>
-        <w:rPr>
-          <w:rFonts w:ascii="Consolas" w:eastAsia="Times New Roman" w:hAnsi="Consolas" w:cs="Times New Roman"/>
-          <w:color w:val="D4D4D4"/>
-          <w:sz w:val="27"/>
-          <w:szCs w:val="27"/>
-          <w:lang w:eastAsia="es-ES"/>
-        </w:rPr>
-        <w:t>/</w:t>
-      </w:r>
-      <w:proofErr w:type="spellStart"/>
-      <w:r>
-        <w:rPr>
-          <w:rFonts w:ascii="Consolas" w:eastAsia="Times New Roman" w:hAnsi="Consolas" w:cs="Times New Roman"/>
-          <w:color w:val="D4D4D4"/>
-          <w:sz w:val="27"/>
-          <w:szCs w:val="27"/>
-          <w:lang w:eastAsia="es-ES"/>
-        </w:rPr>
-        <w:t>dcuniverse</w:t>
-      </w:r>
-      <w:proofErr w:type="spellEnd"/>
-      <w:r>
-        <w:rPr>
-          <w:rFonts w:ascii="Consolas" w:eastAsia="Times New Roman" w:hAnsi="Consolas" w:cs="Times New Roman"/>
-          <w:color w:val="D4D4D4"/>
-          <w:sz w:val="27"/>
-          <w:szCs w:val="27"/>
-          <w:lang w:eastAsia="es-ES"/>
-        </w:rPr>
-        <w:t xml:space="preserve"> /</w:t>
-      </w:r>
-      <w:proofErr w:type="spellStart"/>
-      <w:r>
-        <w:rPr>
-          <w:rFonts w:ascii="Consolas" w:eastAsia="Times New Roman" w:hAnsi="Consolas" w:cs="Times New Roman"/>
-          <w:color w:val="D4D4D4"/>
-          <w:sz w:val="27"/>
-          <w:szCs w:val="27"/>
-          <w:lang w:eastAsia="es-ES"/>
-        </w:rPr>
-        <w:t>usr</w:t>
-      </w:r>
-      <w:proofErr w:type="spellEnd"/>
-      <w:r>
-        <w:rPr>
-          <w:rFonts w:ascii="Consolas" w:eastAsia="Times New Roman" w:hAnsi="Consolas" w:cs="Times New Roman"/>
-          <w:color w:val="D4D4D4"/>
-          <w:sz w:val="27"/>
-          <w:szCs w:val="27"/>
-          <w:lang w:eastAsia="es-ES"/>
-        </w:rPr>
-        <w:t>/share/</w:t>
-      </w:r>
-      <w:proofErr w:type="spellStart"/>
-      <w:r>
-        <w:rPr>
-          <w:rFonts w:ascii="Consolas" w:eastAsia="Times New Roman" w:hAnsi="Consolas" w:cs="Times New Roman"/>
-          <w:color w:val="D4D4D4"/>
-          <w:sz w:val="27"/>
-          <w:szCs w:val="27"/>
-          <w:lang w:eastAsia="es-ES"/>
-        </w:rPr>
-        <w:t>nginx</w:t>
-      </w:r>
-      <w:proofErr w:type="spellEnd"/>
-      <w:r>
-        <w:rPr>
-          <w:rFonts w:ascii="Consolas" w:eastAsia="Times New Roman" w:hAnsi="Consolas" w:cs="Times New Roman"/>
-          <w:color w:val="D4D4D4"/>
-          <w:sz w:val="27"/>
-          <w:szCs w:val="27"/>
-          <w:lang w:eastAsia="es-ES"/>
-        </w:rPr>
-        <w:t>/</w:t>
-      </w:r>
-      <w:proofErr w:type="spellStart"/>
-      <w:r>
-        <w:rPr>
-          <w:rFonts w:ascii="Consolas" w:eastAsia="Times New Roman" w:hAnsi="Consolas" w:cs="Times New Roman"/>
-          <w:color w:val="D4D4D4"/>
-          <w:sz w:val="27"/>
-          <w:szCs w:val="27"/>
-          <w:lang w:eastAsia="es-ES"/>
-        </w:rPr>
-        <w:t>html</w:t>
-      </w:r>
-      <w:proofErr w:type="spellEnd"/>
-    </w:p>
-    <w:p>
-      <w:r>
-        <w:t xml:space="preserve">Segunda etapa -&gt; </w:t>
-      </w:r>
-      <w:r>
-        <w:t xml:space="preserve">Como no necesito </w:t>
-      </w:r>
-      <w:proofErr w:type="spellStart"/>
-      <w:r>
-        <w:t>Node</w:t>
-      </w:r>
-      <w:proofErr w:type="spellEnd"/>
-      <w:r>
-        <w:t xml:space="preserve"> para que la web funcione, paso esos archivos limpios a un servidor </w:t>
-      </w:r>
-      <w:proofErr w:type="spellStart"/>
-      <w:r>
-        <w:rPr>
+        <w:br w:type="page"/>
+      </w:r>
+    </w:p>
+    <w:p>
+      <w:pPr>
+        <w:shd w:val="clear" w:color="auto" w:fill="212122"/>
+        <w:spacing w:after="0" w:line="360" w:lineRule="atLeast"/>
+        <w:rPr>
+          <w:rFonts w:ascii="Consolas" w:eastAsia="Times New Roman" w:hAnsi="Consolas" w:cs="Times New Roman"/>
+          <w:color w:val="D4D4D4"/>
+          <w:sz w:val="27"/>
+          <w:szCs w:val="27"/>
+          <w:lang w:eastAsia="es-ES"/>
+        </w:rPr>
+      </w:pPr>
+      <w:r>
+        <w:rPr>
+          <w:rFonts w:ascii="Consolas" w:eastAsia="Times New Roman" w:hAnsi="Consolas" w:cs="Times New Roman"/>
           <w:b/>
           <w:bCs/>
-        </w:rPr>
-        <w:t>Nginx</w:t>
-      </w:r>
-      <w:proofErr w:type="spellEnd"/>
-      <w:r>
-        <w:t>, que es mucho más rápido y ligero. Así, el contenedor final ocupa poquísimo espacio.</w:t>
-      </w:r>
-    </w:p>
-    <w:p>
-      <w:r>
+          <w:color w:val="CC7832"/>
+          <w:sz w:val="27"/>
+          <w:szCs w:val="27"/>
+          <w:lang w:eastAsia="es-ES"/>
+        </w:rPr>
         <w:lastRenderedPageBreak/>
-        <w:t xml:space="preserve">En </w:t>
-      </w:r>
-      <w:proofErr w:type="spellStart"/>
-      <w:r>
-        <w:t>doker-</w:t>
-      </w:r>
+        <w:t>FROM</w:t>
+      </w:r>
+      <w:r>
+        <w:rPr>
+          <w:rFonts w:ascii="Consolas" w:eastAsia="Times New Roman" w:hAnsi="Consolas" w:cs="Times New Roman"/>
+          <w:color w:val="D4D4D4"/>
+          <w:sz w:val="27"/>
+          <w:szCs w:val="27"/>
+          <w:lang w:eastAsia="es-ES"/>
+        </w:rPr>
+        <w:t xml:space="preserve"> </w:t>
+      </w:r>
+      <w:proofErr w:type="spellStart"/>
       <w:proofErr w:type="gramStart"/>
       <w:r>
-        <w:t>compose.yaml</w:t>
+        <w:rPr>
+          <w:rFonts w:ascii="Consolas" w:eastAsia="Times New Roman" w:hAnsi="Consolas" w:cs="Times New Roman"/>
+          <w:color w:val="D4D4D4"/>
+          <w:sz w:val="27"/>
+          <w:szCs w:val="27"/>
+          <w:lang w:eastAsia="es-ES"/>
+        </w:rPr>
+        <w:t>nginx:alpine</w:t>
       </w:r>
       <w:proofErr w:type="spellEnd"/>
       <w:proofErr w:type="gramEnd"/>
@@ -2248,28 +2098,150 @@
           <w:lang w:eastAsia="es-ES"/>
         </w:rPr>
       </w:pPr>
-      <w:proofErr w:type="spellStart"/>
-      <w:r>
-        <w:rPr>
-          <w:rFonts w:ascii="Consolas" w:eastAsia="Times New Roman" w:hAnsi="Consolas" w:cs="Times New Roman"/>
-          <w:color w:val="FFC66D"/>
-          <w:sz w:val="27"/>
-          <w:szCs w:val="27"/>
-          <w:lang w:eastAsia="es-ES"/>
-        </w:rPr>
-        <w:t>services</w:t>
-      </w:r>
-      <w:proofErr w:type="spellEnd"/>
-      <w:r>
-        <w:rPr>
-          <w:rFonts w:ascii="Consolas" w:eastAsia="Times New Roman" w:hAnsi="Consolas" w:cs="Times New Roman"/>
-          <w:color w:val="D4D4D4"/>
-          <w:sz w:val="27"/>
-          <w:szCs w:val="27"/>
-          <w:lang w:eastAsia="es-ES"/>
-        </w:rPr>
-        <w:t>:</w:t>
-      </w:r>
+      <w:r>
+        <w:rPr>
+          <w:rFonts w:ascii="Consolas" w:eastAsia="Times New Roman" w:hAnsi="Consolas" w:cs="Times New Roman"/>
+          <w:b/>
+          <w:bCs/>
+          <w:color w:val="CC7832"/>
+          <w:sz w:val="27"/>
+          <w:szCs w:val="27"/>
+          <w:lang w:eastAsia="es-ES"/>
+        </w:rPr>
+        <w:t>COPY</w:t>
+      </w:r>
+      <w:r>
+        <w:rPr>
+          <w:rFonts w:ascii="Consolas" w:eastAsia="Times New Roman" w:hAnsi="Consolas" w:cs="Times New Roman"/>
+          <w:color w:val="D4D4D4"/>
+          <w:sz w:val="27"/>
+          <w:szCs w:val="27"/>
+          <w:lang w:eastAsia="es-ES"/>
+        </w:rPr>
+        <w:t xml:space="preserve"> --</w:t>
+      </w:r>
+      <w:proofErr w:type="spellStart"/>
+      <w:r>
+        <w:rPr>
+          <w:rFonts w:ascii="Consolas" w:eastAsia="Times New Roman" w:hAnsi="Consolas" w:cs="Times New Roman"/>
+          <w:color w:val="D4D4D4"/>
+          <w:sz w:val="27"/>
+          <w:szCs w:val="27"/>
+          <w:lang w:eastAsia="es-ES"/>
+        </w:rPr>
+        <w:t>from</w:t>
+      </w:r>
+      <w:proofErr w:type="spellEnd"/>
+      <w:r>
+        <w:rPr>
+          <w:rFonts w:ascii="Consolas" w:eastAsia="Times New Roman" w:hAnsi="Consolas" w:cs="Times New Roman"/>
+          <w:color w:val="D4D4D4"/>
+          <w:sz w:val="27"/>
+          <w:szCs w:val="27"/>
+          <w:lang w:eastAsia="es-ES"/>
+        </w:rPr>
+        <w:t>=</w:t>
+      </w:r>
+      <w:proofErr w:type="spellStart"/>
+      <w:r>
+        <w:rPr>
+          <w:rFonts w:ascii="Consolas" w:eastAsia="Times New Roman" w:hAnsi="Consolas" w:cs="Times New Roman"/>
+          <w:color w:val="D4D4D4"/>
+          <w:sz w:val="27"/>
+          <w:szCs w:val="27"/>
+          <w:lang w:eastAsia="es-ES"/>
+        </w:rPr>
+        <w:t>build</w:t>
+      </w:r>
+      <w:proofErr w:type="spellEnd"/>
+      <w:r>
+        <w:rPr>
+          <w:rFonts w:ascii="Consolas" w:eastAsia="Times New Roman" w:hAnsi="Consolas" w:cs="Times New Roman"/>
+          <w:color w:val="D4D4D4"/>
+          <w:sz w:val="27"/>
+          <w:szCs w:val="27"/>
+          <w:lang w:eastAsia="es-ES"/>
+        </w:rPr>
+        <w:t xml:space="preserve"> /app/</w:t>
+      </w:r>
+      <w:proofErr w:type="spellStart"/>
+      <w:r>
+        <w:rPr>
+          <w:rFonts w:ascii="Consolas" w:eastAsia="Times New Roman" w:hAnsi="Consolas" w:cs="Times New Roman"/>
+          <w:color w:val="D4D4D4"/>
+          <w:sz w:val="27"/>
+          <w:szCs w:val="27"/>
+          <w:lang w:eastAsia="es-ES"/>
+        </w:rPr>
+        <w:t>dist</w:t>
+      </w:r>
+      <w:proofErr w:type="spellEnd"/>
+      <w:r>
+        <w:rPr>
+          <w:rFonts w:ascii="Consolas" w:eastAsia="Times New Roman" w:hAnsi="Consolas" w:cs="Times New Roman"/>
+          <w:color w:val="D4D4D4"/>
+          <w:sz w:val="27"/>
+          <w:szCs w:val="27"/>
+          <w:lang w:eastAsia="es-ES"/>
+        </w:rPr>
+        <w:t>/*/browser /</w:t>
+      </w:r>
+      <w:proofErr w:type="spellStart"/>
+      <w:r>
+        <w:rPr>
+          <w:rFonts w:ascii="Consolas" w:eastAsia="Times New Roman" w:hAnsi="Consolas" w:cs="Times New Roman"/>
+          <w:color w:val="D4D4D4"/>
+          <w:sz w:val="27"/>
+          <w:szCs w:val="27"/>
+          <w:lang w:eastAsia="es-ES"/>
+        </w:rPr>
+        <w:t>usr</w:t>
+      </w:r>
+      <w:proofErr w:type="spellEnd"/>
+      <w:r>
+        <w:rPr>
+          <w:rFonts w:ascii="Consolas" w:eastAsia="Times New Roman" w:hAnsi="Consolas" w:cs="Times New Roman"/>
+          <w:color w:val="D4D4D4"/>
+          <w:sz w:val="27"/>
+          <w:szCs w:val="27"/>
+          <w:lang w:eastAsia="es-ES"/>
+        </w:rPr>
+        <w:t>/share/</w:t>
+      </w:r>
+      <w:proofErr w:type="spellStart"/>
+      <w:r>
+        <w:rPr>
+          <w:rFonts w:ascii="Consolas" w:eastAsia="Times New Roman" w:hAnsi="Consolas" w:cs="Times New Roman"/>
+          <w:color w:val="D4D4D4"/>
+          <w:sz w:val="27"/>
+          <w:szCs w:val="27"/>
+          <w:lang w:eastAsia="es-ES"/>
+        </w:rPr>
+        <w:t>nginx</w:t>
+      </w:r>
+      <w:proofErr w:type="spellEnd"/>
+      <w:r>
+        <w:rPr>
+          <w:rFonts w:ascii="Consolas" w:eastAsia="Times New Roman" w:hAnsi="Consolas" w:cs="Times New Roman"/>
+          <w:color w:val="D4D4D4"/>
+          <w:sz w:val="27"/>
+          <w:szCs w:val="27"/>
+          <w:lang w:eastAsia="es-ES"/>
+        </w:rPr>
+        <w:t>/</w:t>
+      </w:r>
+      <w:proofErr w:type="spellStart"/>
+      <w:r>
+        <w:rPr>
+          <w:rFonts w:ascii="Consolas" w:eastAsia="Times New Roman" w:hAnsi="Consolas" w:cs="Times New Roman"/>
+          <w:color w:val="D4D4D4"/>
+          <w:sz w:val="27"/>
+          <w:szCs w:val="27"/>
+          <w:lang w:eastAsia="es-ES"/>
+        </w:rPr>
+        <w:t>html</w:t>
+      </w:r>
+      <w:proofErr w:type="spellEnd"/>
     </w:p>
     <w:p>
       <w:pPr>
@@ -2286,35 +2258,65 @@
       <w:r>
         <w:rPr>
           <w:rFonts w:ascii="Consolas" w:eastAsia="Times New Roman" w:hAnsi="Consolas" w:cs="Times New Roman"/>
-          <w:color w:val="D4D4D4"/>
-          <w:sz w:val="27"/>
-          <w:szCs w:val="27"/>
-          <w:lang w:eastAsia="es-ES"/>
-        </w:rPr>
-        <w:t xml:space="preserve">  </w:t>
-      </w:r>
-      <w:proofErr w:type="spellStart"/>
-      <w:r>
-        <w:rPr>
-          <w:rFonts w:ascii="Consolas" w:eastAsia="Times New Roman" w:hAnsi="Consolas" w:cs="Times New Roman"/>
-          <w:color w:val="FFC66D"/>
-          <w:sz w:val="27"/>
-          <w:szCs w:val="27"/>
-          <w:lang w:eastAsia="es-ES"/>
-        </w:rPr>
-        <w:t>db</w:t>
-      </w:r>
-      <w:proofErr w:type="spellEnd"/>
-      <w:r>
-        <w:rPr>
-          <w:rFonts w:ascii="Consolas" w:eastAsia="Times New Roman" w:hAnsi="Consolas" w:cs="Times New Roman"/>
-          <w:color w:val="D4D4D4"/>
-          <w:sz w:val="27"/>
-          <w:szCs w:val="27"/>
-          <w:lang w:eastAsia="es-ES"/>
-        </w:rPr>
-        <w:t>:</w:t>
-      </w:r>
+          <w:b/>
+          <w:bCs/>
+          <w:color w:val="CC7832"/>
+          <w:sz w:val="27"/>
+          <w:szCs w:val="27"/>
+          <w:lang w:eastAsia="es-ES"/>
+        </w:rPr>
+        <w:t>EXPOSE</w:t>
+      </w:r>
+      <w:r>
+        <w:rPr>
+          <w:rFonts w:ascii="Consolas" w:eastAsia="Times New Roman" w:hAnsi="Consolas" w:cs="Times New Roman"/>
+          <w:color w:val="D4D4D4"/>
+          <w:sz w:val="27"/>
+          <w:szCs w:val="27"/>
+          <w:lang w:eastAsia="es-ES"/>
+        </w:rPr>
+        <w:t xml:space="preserve"> 80</w:t>
+      </w:r>
+    </w:p>
+    <w:p>
+      <w:r>
+        <w:t xml:space="preserve">Segunda etapa -&gt; Como no necesito </w:t>
+      </w:r>
+      <w:proofErr w:type="spellStart"/>
+      <w:r>
+        <w:t>Node</w:t>
+      </w:r>
+      <w:proofErr w:type="spellEnd"/>
+      <w:r>
+        <w:t xml:space="preserve"> para que la web funcione, paso esos archivos limpios a un servidor </w:t>
+      </w:r>
+      <w:proofErr w:type="spellStart"/>
+      <w:r>
+        <w:rPr>
+          <w:b/>
+          <w:bCs/>
+        </w:rPr>
+        <w:t>Nginx</w:t>
+      </w:r>
+      <w:proofErr w:type="spellEnd"/>
+      <w:r>
+        <w:t>, que es mucho más rápido y ligero. Así, el contenedor final ocupa poquísimo espacio.</w:t>
+      </w:r>
+    </w:p>
+    <w:p>
+      <w:r>
+        <w:t xml:space="preserve">En </w:t>
+      </w:r>
+      <w:proofErr w:type="spellStart"/>
+      <w:r>
+        <w:t>doker-</w:t>
+      </w:r>
+      <w:proofErr w:type="gramStart"/>
+      <w:r>
+        <w:t>compose.yaml</w:t>
+      </w:r>
+      <w:proofErr w:type="spellEnd"/>
+      <w:proofErr w:type="gramEnd"/>
     </w:p>
     <w:p>
       <w:pPr>
@@ -2328,16 +2330,6 @@
           <w:lang w:eastAsia="es-ES"/>
         </w:rPr>
       </w:pPr>
-      <w:r>
-        <w:rPr>
-          <w:rFonts w:ascii="Consolas" w:eastAsia="Times New Roman" w:hAnsi="Consolas" w:cs="Times New Roman"/>
-          <w:color w:val="D4D4D4"/>
-          <w:sz w:val="27"/>
-          <w:szCs w:val="27"/>
-          <w:lang w:eastAsia="es-ES"/>
-        </w:rPr>
-        <w:t xml:space="preserve">    </w:t>
-      </w:r>
       <w:proofErr w:type="spellStart"/>
       <w:r>
         <w:rPr>
@@ -2347,28 +2339,18 @@
           <w:szCs w:val="27"/>
           <w:lang w:eastAsia="es-ES"/>
         </w:rPr>
-        <w:t>image</w:t>
-      </w:r>
-      <w:proofErr w:type="spellEnd"/>
-      <w:r>
-        <w:rPr>
-          <w:rFonts w:ascii="Consolas" w:eastAsia="Times New Roman" w:hAnsi="Consolas" w:cs="Times New Roman"/>
-          <w:color w:val="D4D4D4"/>
-          <w:sz w:val="27"/>
-          <w:szCs w:val="27"/>
-          <w:lang w:eastAsia="es-ES"/>
-        </w:rPr>
-        <w:t xml:space="preserve">: </w:t>
-      </w:r>
-      <w:r>
-        <w:rPr>
-          <w:rFonts w:ascii="Consolas" w:eastAsia="Times New Roman" w:hAnsi="Consolas" w:cs="Times New Roman"/>
-          <w:color w:val="6A8759"/>
-          <w:sz w:val="27"/>
-          <w:szCs w:val="27"/>
-          <w:lang w:eastAsia="es-ES"/>
-        </w:rPr>
-        <w:t>mysql:8.0</w:t>
+        <w:t>services</w:t>
+      </w:r>
+      <w:proofErr w:type="spellEnd"/>
+      <w:r>
+        <w:rPr>
+          <w:rFonts w:ascii="Consolas" w:eastAsia="Times New Roman" w:hAnsi="Consolas" w:cs="Times New Roman"/>
+          <w:color w:val="D4D4D4"/>
+          <w:sz w:val="27"/>
+          <w:szCs w:val="27"/>
+          <w:lang w:eastAsia="es-ES"/>
+        </w:rPr>
+        <w:t>:</w:t>
       </w:r>
     </w:p>
     <w:p>
@@ -2391,7 +2373,7 @@
           <w:szCs w:val="27"/>
           <w:lang w:eastAsia="es-ES"/>
         </w:rPr>
-        <w:t xml:space="preserve">    </w:t>
+        <w:t xml:space="preserve">  </w:t>
       </w:r>
       <w:proofErr w:type="spellStart"/>
       <w:r>
@@ -2402,7 +2384,7 @@
           <w:szCs w:val="27"/>
           <w:lang w:eastAsia="es-ES"/>
         </w:rPr>
-        <w:t>environment</w:t>
+        <w:t>db</w:t>
       </w:r>
       <w:proofErr w:type="spellEnd"/>
       <w:r>
@@ -2436,8 +2418,9 @@
           <w:szCs w:val="27"/>
           <w:lang w:eastAsia="es-ES"/>
         </w:rPr>
-        <w:t xml:space="preserve">      </w:t>
-      </w:r>
+        <w:t xml:space="preserve">    </w:t>
+      </w:r>
+      <w:proofErr w:type="spellStart"/>
       <w:r>
         <w:rPr>
           <w:rFonts w:ascii="Consolas" w:eastAsia="Times New Roman" w:hAnsi="Consolas" w:cs="Times New Roman"/>
@@ -2446,8 +2429,9 @@
           <w:szCs w:val="27"/>
           <w:lang w:eastAsia="es-ES"/>
         </w:rPr>
-        <w:t>MYSQL_DATABASE</w:t>
-      </w:r>
+        <w:t>image</w:t>
+      </w:r>
+      <w:proofErr w:type="spellEnd"/>
       <w:r>
         <w:rPr>
           <w:rFonts w:ascii="Consolas" w:eastAsia="Times New Roman" w:hAnsi="Consolas" w:cs="Times New Roman"/>
@@ -2458,7 +2442,6 @@
         </w:rPr>
         <w:t xml:space="preserve">: </w:t>
       </w:r>
-      <w:proofErr w:type="spellStart"/>
       <w:r>
         <w:rPr>
           <w:rFonts w:ascii="Consolas" w:eastAsia="Times New Roman" w:hAnsi="Consolas" w:cs="Times New Roman"/>
@@ -2467,9 +2450,8 @@
           <w:szCs w:val="27"/>
           <w:lang w:eastAsia="es-ES"/>
         </w:rPr>
-        <w:t>dcuniverse</w:t>
-      </w:r>
-      <w:proofErr w:type="spellEnd"/>
+        <w:t>mysql:8.0</w:t>
+      </w:r>
     </w:p>
     <w:p>
       <w:pPr>
@@ -2491,8 +2473,9 @@
           <w:szCs w:val="27"/>
           <w:lang w:eastAsia="es-ES"/>
         </w:rPr>
-        <w:t xml:space="preserve">      </w:t>
-      </w:r>
+        <w:t xml:space="preserve">    </w:t>
+      </w:r>
+      <w:proofErr w:type="spellStart"/>
       <w:r>
         <w:rPr>
           <w:rFonts w:ascii="Consolas" w:eastAsia="Times New Roman" w:hAnsi="Consolas" w:cs="Times New Roman"/>
@@ -2501,27 +2484,18 @@
           <w:szCs w:val="27"/>
           <w:lang w:eastAsia="es-ES"/>
         </w:rPr>
-        <w:t>MYSQL_ROOT_PASSWORD</w:t>
-      </w:r>
-      <w:r>
-        <w:rPr>
-          <w:rFonts w:ascii="Consolas" w:eastAsia="Times New Roman" w:hAnsi="Consolas" w:cs="Times New Roman"/>
-          <w:color w:val="D4D4D4"/>
-          <w:sz w:val="27"/>
-          <w:szCs w:val="27"/>
-          <w:lang w:eastAsia="es-ES"/>
-        </w:rPr>
-        <w:t xml:space="preserve">: </w:t>
-      </w:r>
-      <w:r>
-        <w:rPr>
-          <w:rFonts w:ascii="Consolas" w:eastAsia="Times New Roman" w:hAnsi="Consolas" w:cs="Times New Roman"/>
-          <w:color w:val="6A8759"/>
-          <w:sz w:val="27"/>
-          <w:szCs w:val="27"/>
-          <w:lang w:eastAsia="es-ES"/>
-        </w:rPr>
-        <w:t>daw12</w:t>
+        <w:t>environment</w:t>
+      </w:r>
+      <w:proofErr w:type="spellEnd"/>
+      <w:r>
+        <w:rPr>
+          <w:rFonts w:ascii="Consolas" w:eastAsia="Times New Roman" w:hAnsi="Consolas" w:cs="Times New Roman"/>
+          <w:color w:val="D4D4D4"/>
+          <w:sz w:val="27"/>
+          <w:szCs w:val="27"/>
+          <w:lang w:eastAsia="es-ES"/>
+        </w:rPr>
+        <w:t>:</w:t>
       </w:r>
     </w:p>
     <w:p>
@@ -2544,9 +2518,8 @@
           <w:szCs w:val="27"/>
           <w:lang w:eastAsia="es-ES"/>
         </w:rPr>
-        <w:t xml:space="preserve">    </w:t>
-      </w:r>
-      <w:proofErr w:type="spellStart"/>
+        <w:t xml:space="preserve">      </w:t>
+      </w:r>
       <w:r>
         <w:rPr>
           <w:rFonts w:ascii="Consolas" w:eastAsia="Times New Roman" w:hAnsi="Consolas" w:cs="Times New Roman"/>
@@ -2555,19 +2528,30 @@
           <w:szCs w:val="27"/>
           <w:lang w:eastAsia="es-ES"/>
         </w:rPr>
-        <w:t>volumes</w:t>
-      </w:r>
-      <w:proofErr w:type="spellEnd"/>
-      <w:r>
-        <w:rPr>
-          <w:rFonts w:ascii="Consolas" w:eastAsia="Times New Roman" w:hAnsi="Consolas" w:cs="Times New Roman"/>
-          <w:color w:val="D4D4D4"/>
-          <w:sz w:val="27"/>
-          <w:szCs w:val="27"/>
-          <w:lang w:eastAsia="es-ES"/>
-        </w:rPr>
-        <w:t>:</w:t>
-      </w:r>
+        <w:t>MYSQL_DATABASE</w:t>
+      </w:r>
+      <w:r>
+        <w:rPr>
+          <w:rFonts w:ascii="Consolas" w:eastAsia="Times New Roman" w:hAnsi="Consolas" w:cs="Times New Roman"/>
+          <w:color w:val="D4D4D4"/>
+          <w:sz w:val="27"/>
+          <w:szCs w:val="27"/>
+          <w:lang w:eastAsia="es-ES"/>
+        </w:rPr>
+        <w:t xml:space="preserve">: </w:t>
+      </w:r>
+      <w:proofErr w:type="spellStart"/>
+      <w:r>
+        <w:rPr>
+          <w:rFonts w:ascii="Consolas" w:eastAsia="Times New Roman" w:hAnsi="Consolas" w:cs="Times New Roman"/>
+          <w:color w:val="6A8759"/>
+          <w:sz w:val="27"/>
+          <w:szCs w:val="27"/>
+          <w:lang w:eastAsia="es-ES"/>
+        </w:rPr>
+        <w:t>dcuniverse</w:t>
+      </w:r>
+      <w:proofErr w:type="spellEnd"/>
     </w:p>
     <w:p>
       <w:pPr>
@@ -2589,9 +2573,28 @@
           <w:szCs w:val="27"/>
           <w:lang w:eastAsia="es-ES"/>
         </w:rPr>
-        <w:t xml:space="preserve">      - </w:t>
-      </w:r>
-      <w:proofErr w:type="spellStart"/>
+        <w:t xml:space="preserve">      </w:t>
+      </w:r>
+      <w:r>
+        <w:rPr>
+          <w:rFonts w:ascii="Consolas" w:eastAsia="Times New Roman" w:hAnsi="Consolas" w:cs="Times New Roman"/>
+          <w:color w:val="FFC66D"/>
+          <w:sz w:val="27"/>
+          <w:szCs w:val="27"/>
+          <w:lang w:eastAsia="es-ES"/>
+        </w:rPr>
+        <w:t>MYSQL_ROOT_PASSWORD</w:t>
+      </w:r>
+      <w:r>
+        <w:rPr>
+          <w:rFonts w:ascii="Consolas" w:eastAsia="Times New Roman" w:hAnsi="Consolas" w:cs="Times New Roman"/>
+          <w:color w:val="D4D4D4"/>
+          <w:sz w:val="27"/>
+          <w:szCs w:val="27"/>
+          <w:lang w:eastAsia="es-ES"/>
+        </w:rPr>
+        <w:t xml:space="preserve">: </w:t>
+      </w:r>
       <w:r>
         <w:rPr>
           <w:rFonts w:ascii="Consolas" w:eastAsia="Times New Roman" w:hAnsi="Consolas" w:cs="Times New Roman"/>
@@ -2600,75 +2603,8 @@
           <w:szCs w:val="27"/>
           <w:lang w:eastAsia="es-ES"/>
         </w:rPr>
-        <w:t>data_db</w:t>
-      </w:r>
-      <w:proofErr w:type="spellEnd"/>
-      <w:r>
-        <w:rPr>
-          <w:rFonts w:ascii="Consolas" w:eastAsia="Times New Roman" w:hAnsi="Consolas" w:cs="Times New Roman"/>
-          <w:color w:val="6A8759"/>
-          <w:sz w:val="27"/>
-          <w:szCs w:val="27"/>
-          <w:lang w:eastAsia="es-ES"/>
-        </w:rPr>
-        <w:t>:/</w:t>
-      </w:r>
-      <w:proofErr w:type="spellStart"/>
-      <w:r>
-        <w:rPr>
-          <w:rFonts w:ascii="Consolas" w:eastAsia="Times New Roman" w:hAnsi="Consolas" w:cs="Times New Roman"/>
-          <w:color w:val="6A8759"/>
-          <w:sz w:val="27"/>
-          <w:szCs w:val="27"/>
-          <w:lang w:eastAsia="es-ES"/>
-        </w:rPr>
-        <w:t>var</w:t>
-      </w:r>
-      <w:proofErr w:type="spellEnd"/>
-      <w:r>
-        <w:rPr>
-          <w:rFonts w:ascii="Consolas" w:eastAsia="Times New Roman" w:hAnsi="Consolas" w:cs="Times New Roman"/>
-          <w:color w:val="6A8759"/>
-          <w:sz w:val="27"/>
-          <w:szCs w:val="27"/>
-          <w:lang w:eastAsia="es-ES"/>
-        </w:rPr>
-        <w:t>/</w:t>
-      </w:r>
-      <w:proofErr w:type="spellStart"/>
-      <w:r>
-        <w:rPr>
-          <w:rFonts w:ascii="Consolas" w:eastAsia="Times New Roman" w:hAnsi="Consolas" w:cs="Times New Roman"/>
-          <w:color w:val="6A8759"/>
-          <w:sz w:val="27"/>
-          <w:szCs w:val="27"/>
-          <w:lang w:eastAsia="es-ES"/>
-        </w:rPr>
-        <w:t>lib</w:t>
-      </w:r>
-      <w:proofErr w:type="spellEnd"/>
-      <w:r>
-        <w:rPr>
-          <w:rFonts w:ascii="Consolas" w:eastAsia="Times New Roman" w:hAnsi="Consolas" w:cs="Times New Roman"/>
-          <w:color w:val="6A8759"/>
-          <w:sz w:val="27"/>
-          <w:szCs w:val="27"/>
-          <w:lang w:eastAsia="es-ES"/>
-        </w:rPr>
-        <w:t>/</w:t>
-      </w:r>
-      <w:proofErr w:type="spellStart"/>
-      <w:r>
-        <w:rPr>
-          <w:rFonts w:ascii="Consolas" w:eastAsia="Times New Roman" w:hAnsi="Consolas" w:cs="Times New Roman"/>
-          <w:color w:val="6A8759"/>
-          <w:sz w:val="27"/>
-          <w:szCs w:val="27"/>
-          <w:lang w:eastAsia="es-ES"/>
-        </w:rPr>
-        <w:t>mysql</w:t>
-      </w:r>
-      <w:proofErr w:type="spellEnd"/>
+        <w:t>daw12</w:t>
+      </w:r>
     </w:p>
     <w:p>
       <w:pPr>
@@ -2682,6 +2618,38 @@
           <w:lang w:eastAsia="es-ES"/>
         </w:rPr>
       </w:pPr>
+      <w:r>
+        <w:rPr>
+          <w:rFonts w:ascii="Consolas" w:eastAsia="Times New Roman" w:hAnsi="Consolas" w:cs="Times New Roman"/>
+          <w:color w:val="D4D4D4"/>
+          <w:sz w:val="27"/>
+          <w:szCs w:val="27"/>
+          <w:lang w:eastAsia="es-ES"/>
+        </w:rPr>
+        <w:t xml:space="preserve">    </w:t>
+      </w:r>
+      <w:proofErr w:type="spellStart"/>
+      <w:r>
+        <w:rPr>
+          <w:rFonts w:ascii="Consolas" w:eastAsia="Times New Roman" w:hAnsi="Consolas" w:cs="Times New Roman"/>
+          <w:color w:val="FFC66D"/>
+          <w:sz w:val="27"/>
+          <w:szCs w:val="27"/>
+          <w:lang w:eastAsia="es-ES"/>
+        </w:rPr>
+        <w:t>volumes</w:t>
+      </w:r>
+      <w:proofErr w:type="spellEnd"/>
+      <w:r>
+        <w:rPr>
+          <w:rFonts w:ascii="Consolas" w:eastAsia="Times New Roman" w:hAnsi="Consolas" w:cs="Times New Roman"/>
+          <w:color w:val="D4D4D4"/>
+          <w:sz w:val="27"/>
+          <w:szCs w:val="27"/>
+          <w:lang w:eastAsia="es-ES"/>
+        </w:rPr>
+        <w:t>:</w:t>
+      </w:r>
     </w:p>
     <w:p>
       <w:pPr>
@@ -2703,30 +2671,86 @@
           <w:szCs w:val="27"/>
           <w:lang w:eastAsia="es-ES"/>
         </w:rPr>
-        <w:t xml:space="preserve">  </w:t>
-      </w:r>
-      <w:proofErr w:type="spellStart"/>
-      <w:r>
-        <w:rPr>
-          <w:rFonts w:ascii="Consolas" w:eastAsia="Times New Roman" w:hAnsi="Consolas" w:cs="Times New Roman"/>
-          <w:color w:val="FFC66D"/>
-          <w:sz w:val="27"/>
-          <w:szCs w:val="27"/>
-          <w:lang w:eastAsia="es-ES"/>
-        </w:rPr>
-        <w:t>backend</w:t>
-      </w:r>
-      <w:proofErr w:type="spellEnd"/>
-      <w:r>
-        <w:rPr>
-          <w:rFonts w:ascii="Consolas" w:eastAsia="Times New Roman" w:hAnsi="Consolas" w:cs="Times New Roman"/>
-          <w:color w:val="D4D4D4"/>
-          <w:sz w:val="27"/>
-          <w:szCs w:val="27"/>
-          <w:lang w:eastAsia="es-ES"/>
-        </w:rPr>
-        <w:t>:</w:t>
-      </w:r>
+        <w:t xml:space="preserve">      - </w:t>
+      </w:r>
+      <w:proofErr w:type="spellStart"/>
+      <w:r>
+        <w:rPr>
+          <w:rFonts w:ascii="Consolas" w:eastAsia="Times New Roman" w:hAnsi="Consolas" w:cs="Times New Roman"/>
+          <w:color w:val="6A8759"/>
+          <w:sz w:val="27"/>
+          <w:szCs w:val="27"/>
+          <w:lang w:eastAsia="es-ES"/>
+        </w:rPr>
+        <w:t>data_db</w:t>
+      </w:r>
+      <w:proofErr w:type="spellEnd"/>
+      <w:r>
+        <w:rPr>
+          <w:rFonts w:ascii="Consolas" w:eastAsia="Times New Roman" w:hAnsi="Consolas" w:cs="Times New Roman"/>
+          <w:color w:val="6A8759"/>
+          <w:sz w:val="27"/>
+          <w:szCs w:val="27"/>
+          <w:lang w:eastAsia="es-ES"/>
+        </w:rPr>
+        <w:t>:/</w:t>
+      </w:r>
+      <w:proofErr w:type="spellStart"/>
+      <w:r>
+        <w:rPr>
+          <w:rFonts w:ascii="Consolas" w:eastAsia="Times New Roman" w:hAnsi="Consolas" w:cs="Times New Roman"/>
+          <w:color w:val="6A8759"/>
+          <w:sz w:val="27"/>
+          <w:szCs w:val="27"/>
+          <w:lang w:eastAsia="es-ES"/>
+        </w:rPr>
+        <w:t>var</w:t>
+      </w:r>
+      <w:proofErr w:type="spellEnd"/>
+      <w:r>
+        <w:rPr>
+          <w:rFonts w:ascii="Consolas" w:eastAsia="Times New Roman" w:hAnsi="Consolas" w:cs="Times New Roman"/>
+          <w:color w:val="6A8759"/>
+          <w:sz w:val="27"/>
+          <w:szCs w:val="27"/>
+          <w:lang w:eastAsia="es-ES"/>
+        </w:rPr>
+        <w:t>/</w:t>
+      </w:r>
+      <w:proofErr w:type="spellStart"/>
+      <w:r>
+        <w:rPr>
+          <w:rFonts w:ascii="Consolas" w:eastAsia="Times New Roman" w:hAnsi="Consolas" w:cs="Times New Roman"/>
+          <w:color w:val="6A8759"/>
+          <w:sz w:val="27"/>
+          <w:szCs w:val="27"/>
+          <w:lang w:eastAsia="es-ES"/>
+        </w:rPr>
+        <w:t>lib</w:t>
+      </w:r>
+      <w:proofErr w:type="spellEnd"/>
+      <w:r>
+        <w:rPr>
+          <w:rFonts w:ascii="Consolas" w:eastAsia="Times New Roman" w:hAnsi="Consolas" w:cs="Times New Roman"/>
+          <w:color w:val="6A8759"/>
+          <w:sz w:val="27"/>
+          <w:szCs w:val="27"/>
+          <w:lang w:eastAsia="es-ES"/>
+        </w:rPr>
+        <w:t>/</w:t>
+      </w:r>
+      <w:proofErr w:type="spellStart"/>
+      <w:r>
+        <w:rPr>
+          <w:rFonts w:ascii="Consolas" w:eastAsia="Times New Roman" w:hAnsi="Consolas" w:cs="Times New Roman"/>
+          <w:color w:val="6A8759"/>
+          <w:sz w:val="27"/>
+          <w:szCs w:val="27"/>
+          <w:lang w:eastAsia="es-ES"/>
+        </w:rPr>
+        <w:t>mysql</w:t>
+      </w:r>
+      <w:proofErr w:type="spellEnd"/>
     </w:p>
     <w:p>
       <w:pPr>
@@ -2740,72 +2764,6 @@
           <w:lang w:eastAsia="es-ES"/>
         </w:rPr>
       </w:pPr>
-      <w:r>
-        <w:rPr>
-          <w:rFonts w:ascii="Consolas" w:eastAsia="Times New Roman" w:hAnsi="Consolas" w:cs="Times New Roman"/>
-          <w:color w:val="D4D4D4"/>
-          <w:sz w:val="27"/>
-          <w:szCs w:val="27"/>
-          <w:lang w:eastAsia="es-ES"/>
-        </w:rPr>
-        <w:t xml:space="preserve">    </w:t>
-      </w:r>
-      <w:proofErr w:type="spellStart"/>
-      <w:r>
-        <w:rPr>
-          <w:rFonts w:ascii="Consolas" w:eastAsia="Times New Roman" w:hAnsi="Consolas" w:cs="Times New Roman"/>
-          <w:color w:val="FFC66D"/>
-          <w:sz w:val="27"/>
-          <w:szCs w:val="27"/>
-          <w:lang w:eastAsia="es-ES"/>
-        </w:rPr>
-        <w:t>build</w:t>
-      </w:r>
-      <w:proofErr w:type="spellEnd"/>
-      <w:proofErr w:type="gramStart"/>
-      <w:r>
-        <w:rPr>
-          <w:rFonts w:ascii="Consolas" w:eastAsia="Times New Roman" w:hAnsi="Consolas" w:cs="Times New Roman"/>
-          <w:color w:val="D4D4D4"/>
-          <w:sz w:val="27"/>
-          <w:szCs w:val="27"/>
-          <w:lang w:eastAsia="es-ES"/>
-        </w:rPr>
-        <w:t xml:space="preserve">: </w:t>
-      </w:r>
-      <w:r>
-        <w:rPr>
-          <w:rFonts w:ascii="Consolas" w:eastAsia="Times New Roman" w:hAnsi="Consolas" w:cs="Times New Roman"/>
-          <w:color w:val="6A8759"/>
-          <w:sz w:val="27"/>
-          <w:szCs w:val="27"/>
-          <w:lang w:eastAsia="es-ES"/>
-        </w:rPr>
-        <w:t>.</w:t>
-      </w:r>
-      <w:proofErr w:type="gramEnd"/>
-      <w:r>
-        <w:rPr>
-          <w:rFonts w:ascii="Consolas" w:eastAsia="Times New Roman" w:hAnsi="Consolas" w:cs="Times New Roman"/>
-          <w:color w:val="6A8759"/>
-          <w:sz w:val="27"/>
-          <w:szCs w:val="27"/>
-          <w:lang w:eastAsia="es-ES"/>
-        </w:rPr>
-        <w:t>/</w:t>
-      </w:r>
-      <w:proofErr w:type="spellStart"/>
-      <w:r>
-        <w:rPr>
-          <w:rFonts w:ascii="Consolas" w:eastAsia="Times New Roman" w:hAnsi="Consolas" w:cs="Times New Roman"/>
-          <w:color w:val="6A8759"/>
-          <w:sz w:val="27"/>
-          <w:szCs w:val="27"/>
-          <w:lang w:eastAsia="es-ES"/>
-        </w:rPr>
-        <w:t>backend-springboot</w:t>
-      </w:r>
-      <w:proofErr w:type="spellEnd"/>
     </w:p>
     <w:p>
       <w:pPr>
@@ -2827,7 +2785,7 @@
           <w:szCs w:val="27"/>
           <w:lang w:eastAsia="es-ES"/>
         </w:rPr>
-        <w:t xml:space="preserve">    </w:t>
+        <w:t xml:space="preserve">  </w:t>
       </w:r>
       <w:proofErr w:type="spellStart"/>
       <w:r>
@@ -2838,7 +2796,7 @@
           <w:szCs w:val="27"/>
           <w:lang w:eastAsia="es-ES"/>
         </w:rPr>
-        <w:t>ports</w:t>
+        <w:t>backend</w:t>
       </w:r>
       <w:proofErr w:type="spellEnd"/>
       <w:r>
@@ -2872,7 +2830,30 @@
           <w:szCs w:val="27"/>
           <w:lang w:eastAsia="es-ES"/>
         </w:rPr>
-        <w:t xml:space="preserve">      - </w:t>
+        <w:t xml:space="preserve">    </w:t>
+      </w:r>
+      <w:proofErr w:type="spellStart"/>
+      <w:r>
+        <w:rPr>
+          <w:rFonts w:ascii="Consolas" w:eastAsia="Times New Roman" w:hAnsi="Consolas" w:cs="Times New Roman"/>
+          <w:color w:val="FFC66D"/>
+          <w:sz w:val="27"/>
+          <w:szCs w:val="27"/>
+          <w:lang w:eastAsia="es-ES"/>
+        </w:rPr>
+        <w:t>build</w:t>
+      </w:r>
+      <w:proofErr w:type="spellEnd"/>
+      <w:proofErr w:type="gramStart"/>
+      <w:r>
+        <w:rPr>
+          <w:rFonts w:ascii="Consolas" w:eastAsia="Times New Roman" w:hAnsi="Consolas" w:cs="Times New Roman"/>
+          <w:color w:val="D4D4D4"/>
+          <w:sz w:val="27"/>
+          <w:szCs w:val="27"/>
+          <w:lang w:eastAsia="es-ES"/>
+        </w:rPr>
+        <w:t xml:space="preserve">: </w:t>
       </w:r>
       <w:r>
         <w:rPr>
@@ -2882,8 +2863,31 @@
           <w:szCs w:val="27"/>
           <w:lang w:eastAsia="es-ES"/>
         </w:rPr>
-        <w:t>"8080:8080"</w:t>
-      </w:r>
+        <w:t>.</w:t>
+      </w:r>
+      <w:proofErr w:type="gramEnd"/>
+      <w:r>
+        <w:rPr>
+          <w:rFonts w:ascii="Consolas" w:eastAsia="Times New Roman" w:hAnsi="Consolas" w:cs="Times New Roman"/>
+          <w:color w:val="6A8759"/>
+          <w:sz w:val="27"/>
+          <w:szCs w:val="27"/>
+          <w:lang w:eastAsia="es-ES"/>
+        </w:rPr>
+        <w:t>/</w:t>
+      </w:r>
+      <w:proofErr w:type="spellStart"/>
+      <w:r>
+        <w:rPr>
+          <w:rFonts w:ascii="Consolas" w:eastAsia="Times New Roman" w:hAnsi="Consolas" w:cs="Times New Roman"/>
+          <w:color w:val="6A8759"/>
+          <w:sz w:val="27"/>
+          <w:szCs w:val="27"/>
+          <w:lang w:eastAsia="es-ES"/>
+        </w:rPr>
+        <w:t>backend-springboot</w:t>
+      </w:r>
+      <w:proofErr w:type="spellEnd"/>
     </w:p>
     <w:p>
       <w:pPr>
@@ -2916,7 +2920,7 @@
           <w:szCs w:val="27"/>
           <w:lang w:eastAsia="es-ES"/>
         </w:rPr>
-        <w:t>depends_on</w:t>
+        <w:t>ports</w:t>
       </w:r>
       <w:proofErr w:type="spellEnd"/>
       <w:r>
@@ -2952,7 +2956,6 @@
         </w:rPr>
         <w:t xml:space="preserve">      - </w:t>
       </w:r>
-      <w:proofErr w:type="spellStart"/>
       <w:r>
         <w:rPr>
           <w:rFonts w:ascii="Consolas" w:eastAsia="Times New Roman" w:hAnsi="Consolas" w:cs="Times New Roman"/>
@@ -2961,9 +2964,8 @@
           <w:szCs w:val="27"/>
           <w:lang w:eastAsia="es-ES"/>
         </w:rPr>
-        <w:t>db</w:t>
-      </w:r>
-      <w:proofErr w:type="spellEnd"/>
+        <w:t>"8080:8080"</w:t>
+      </w:r>
     </w:p>
     <w:p>
       <w:pPr>
@@ -2977,6 +2979,38 @@
           <w:lang w:eastAsia="es-ES"/>
         </w:rPr>
       </w:pPr>
+      <w:r>
+        <w:rPr>
+          <w:rFonts w:ascii="Consolas" w:eastAsia="Times New Roman" w:hAnsi="Consolas" w:cs="Times New Roman"/>
+          <w:color w:val="D4D4D4"/>
+          <w:sz w:val="27"/>
+          <w:szCs w:val="27"/>
+          <w:lang w:eastAsia="es-ES"/>
+        </w:rPr>
+        <w:t xml:space="preserve">    </w:t>
+      </w:r>
+      <w:proofErr w:type="spellStart"/>
+      <w:r>
+        <w:rPr>
+          <w:rFonts w:ascii="Consolas" w:eastAsia="Times New Roman" w:hAnsi="Consolas" w:cs="Times New Roman"/>
+          <w:color w:val="FFC66D"/>
+          <w:sz w:val="27"/>
+          <w:szCs w:val="27"/>
+          <w:lang w:eastAsia="es-ES"/>
+        </w:rPr>
+        <w:t>depends_on</w:t>
+      </w:r>
+      <w:proofErr w:type="spellEnd"/>
+      <w:r>
+        <w:rPr>
+          <w:rFonts w:ascii="Consolas" w:eastAsia="Times New Roman" w:hAnsi="Consolas" w:cs="Times New Roman"/>
+          <w:color w:val="D4D4D4"/>
+          <w:sz w:val="27"/>
+          <w:szCs w:val="27"/>
+          <w:lang w:eastAsia="es-ES"/>
+        </w:rPr>
+        <w:t>:</w:t>
+      </w:r>
     </w:p>
     <w:p>
       <w:pPr>
@@ -2998,30 +3032,20 @@
           <w:szCs w:val="27"/>
           <w:lang w:eastAsia="es-ES"/>
         </w:rPr>
-        <w:t xml:space="preserve">  </w:t>
-      </w:r>
-      <w:proofErr w:type="spellStart"/>
-      <w:r>
-        <w:rPr>
-          <w:rFonts w:ascii="Consolas" w:eastAsia="Times New Roman" w:hAnsi="Consolas" w:cs="Times New Roman"/>
-          <w:color w:val="FFC66D"/>
-          <w:sz w:val="27"/>
-          <w:szCs w:val="27"/>
-          <w:lang w:eastAsia="es-ES"/>
-        </w:rPr>
-        <w:t>frontend</w:t>
-      </w:r>
-      <w:proofErr w:type="spellEnd"/>
-      <w:r>
-        <w:rPr>
-          <w:rFonts w:ascii="Consolas" w:eastAsia="Times New Roman" w:hAnsi="Consolas" w:cs="Times New Roman"/>
-          <w:color w:val="D4D4D4"/>
-          <w:sz w:val="27"/>
-          <w:szCs w:val="27"/>
-          <w:lang w:eastAsia="es-ES"/>
-        </w:rPr>
-        <w:t>:</w:t>
-      </w:r>
+        <w:t xml:space="preserve">      - </w:t>
+      </w:r>
+      <w:proofErr w:type="spellStart"/>
+      <w:r>
+        <w:rPr>
+          <w:rFonts w:ascii="Consolas" w:eastAsia="Times New Roman" w:hAnsi="Consolas" w:cs="Times New Roman"/>
+          <w:color w:val="6A8759"/>
+          <w:sz w:val="27"/>
+          <w:szCs w:val="27"/>
+          <w:lang w:eastAsia="es-ES"/>
+        </w:rPr>
+        <w:t>db</w:t>
+      </w:r>
+      <w:proofErr w:type="spellEnd"/>
     </w:p>
     <w:p>
       <w:pPr>
@@ -3035,82 +3059,6 @@
           <w:lang w:eastAsia="es-ES"/>
         </w:rPr>
       </w:pPr>
-      <w:r>
-        <w:rPr>
-          <w:rFonts w:ascii="Consolas" w:eastAsia="Times New Roman" w:hAnsi="Consolas" w:cs="Times New Roman"/>
-          <w:color w:val="D4D4D4"/>
-          <w:sz w:val="27"/>
-          <w:szCs w:val="27"/>
-          <w:lang w:eastAsia="es-ES"/>
-        </w:rPr>
-        <w:t xml:space="preserve">    </w:t>
-      </w:r>
-      <w:proofErr w:type="spellStart"/>
-      <w:r>
-        <w:rPr>
-          <w:rFonts w:ascii="Consolas" w:eastAsia="Times New Roman" w:hAnsi="Consolas" w:cs="Times New Roman"/>
-          <w:color w:val="FFC66D"/>
-          <w:sz w:val="27"/>
-          <w:szCs w:val="27"/>
-          <w:lang w:eastAsia="es-ES"/>
-        </w:rPr>
-        <w:t>build</w:t>
-      </w:r>
-      <w:proofErr w:type="spellEnd"/>
-      <w:proofErr w:type="gramStart"/>
-      <w:r>
-        <w:rPr>
-          <w:rFonts w:ascii="Consolas" w:eastAsia="Times New Roman" w:hAnsi="Consolas" w:cs="Times New Roman"/>
-          <w:color w:val="D4D4D4"/>
-          <w:sz w:val="27"/>
-          <w:szCs w:val="27"/>
-          <w:lang w:eastAsia="es-ES"/>
-        </w:rPr>
-        <w:t xml:space="preserve">: </w:t>
-      </w:r>
-      <w:r>
-        <w:rPr>
-          <w:rFonts w:ascii="Consolas" w:eastAsia="Times New Roman" w:hAnsi="Consolas" w:cs="Times New Roman"/>
-          <w:color w:val="6A8759"/>
-          <w:sz w:val="27"/>
-          <w:szCs w:val="27"/>
-          <w:lang w:eastAsia="es-ES"/>
-        </w:rPr>
-        <w:t>.</w:t>
-      </w:r>
-      <w:proofErr w:type="gramEnd"/>
-      <w:r>
-        <w:rPr>
-          <w:rFonts w:ascii="Consolas" w:eastAsia="Times New Roman" w:hAnsi="Consolas" w:cs="Times New Roman"/>
-          <w:color w:val="6A8759"/>
-          <w:sz w:val="27"/>
-          <w:szCs w:val="27"/>
-          <w:lang w:eastAsia="es-ES"/>
-        </w:rPr>
-        <w:t>/</w:t>
-      </w:r>
-      <w:proofErr w:type="spellStart"/>
-      <w:r>
-        <w:rPr>
-          <w:rFonts w:ascii="Consolas" w:eastAsia="Times New Roman" w:hAnsi="Consolas" w:cs="Times New Roman"/>
-          <w:color w:val="6A8759"/>
-          <w:sz w:val="27"/>
-          <w:szCs w:val="27"/>
-          <w:lang w:eastAsia="es-ES"/>
-        </w:rPr>
-        <w:t>frontend</w:t>
-      </w:r>
-      <w:proofErr w:type="spellEnd"/>
-      <w:r>
-        <w:rPr>
-          <w:rFonts w:ascii="Consolas" w:eastAsia="Times New Roman" w:hAnsi="Consolas" w:cs="Times New Roman"/>
-          <w:color w:val="6A8759"/>
-          <w:sz w:val="27"/>
-          <w:szCs w:val="27"/>
-          <w:lang w:eastAsia="es-ES"/>
-        </w:rPr>
-        <w:t>-angular</w:t>
-      </w:r>
     </w:p>
     <w:p>
       <w:pPr>
@@ -3132,7 +3080,7 @@
           <w:szCs w:val="27"/>
           <w:lang w:eastAsia="es-ES"/>
         </w:rPr>
-        <w:t xml:space="preserve">    </w:t>
+        <w:t xml:space="preserve">  </w:t>
       </w:r>
       <w:proofErr w:type="spellStart"/>
       <w:r>
@@ -3143,7 +3091,7 @@
           <w:szCs w:val="27"/>
           <w:lang w:eastAsia="es-ES"/>
         </w:rPr>
-        <w:t>ports</w:t>
+        <w:t>frontend</w:t>
       </w:r>
       <w:proofErr w:type="spellEnd"/>
       <w:r>
@@ -3177,7 +3125,30 @@
           <w:szCs w:val="27"/>
           <w:lang w:eastAsia="es-ES"/>
         </w:rPr>
-        <w:t xml:space="preserve">      - </w:t>
+        <w:t xml:space="preserve">    </w:t>
+      </w:r>
+      <w:proofErr w:type="spellStart"/>
+      <w:r>
+        <w:rPr>
+          <w:rFonts w:ascii="Consolas" w:eastAsia="Times New Roman" w:hAnsi="Consolas" w:cs="Times New Roman"/>
+          <w:color w:val="FFC66D"/>
+          <w:sz w:val="27"/>
+          <w:szCs w:val="27"/>
+          <w:lang w:eastAsia="es-ES"/>
+        </w:rPr>
+        <w:t>build</w:t>
+      </w:r>
+      <w:proofErr w:type="spellEnd"/>
+      <w:proofErr w:type="gramStart"/>
+      <w:r>
+        <w:rPr>
+          <w:rFonts w:ascii="Consolas" w:eastAsia="Times New Roman" w:hAnsi="Consolas" w:cs="Times New Roman"/>
+          <w:color w:val="D4D4D4"/>
+          <w:sz w:val="27"/>
+          <w:szCs w:val="27"/>
+          <w:lang w:eastAsia="es-ES"/>
+        </w:rPr>
+        <w:t xml:space="preserve">: </w:t>
       </w:r>
       <w:r>
         <w:rPr>
@@ -3187,7 +3158,40 @@
           <w:szCs w:val="27"/>
           <w:lang w:eastAsia="es-ES"/>
         </w:rPr>
-        <w:t>"80:80"</w:t>
+        <w:t>.</w:t>
+      </w:r>
+      <w:proofErr w:type="gramEnd"/>
+      <w:r>
+        <w:rPr>
+          <w:rFonts w:ascii="Consolas" w:eastAsia="Times New Roman" w:hAnsi="Consolas" w:cs="Times New Roman"/>
+          <w:color w:val="6A8759"/>
+          <w:sz w:val="27"/>
+          <w:szCs w:val="27"/>
+          <w:lang w:eastAsia="es-ES"/>
+        </w:rPr>
+        <w:t>/</w:t>
+      </w:r>
+      <w:proofErr w:type="spellStart"/>
+      <w:r>
+        <w:rPr>
+          <w:rFonts w:ascii="Consolas" w:eastAsia="Times New Roman" w:hAnsi="Consolas" w:cs="Times New Roman"/>
+          <w:color w:val="6A8759"/>
+          <w:sz w:val="27"/>
+          <w:szCs w:val="27"/>
+          <w:lang w:eastAsia="es-ES"/>
+        </w:rPr>
+        <w:t>frontend</w:t>
+      </w:r>
+      <w:proofErr w:type="spellEnd"/>
+      <w:r>
+        <w:rPr>
+          <w:rFonts w:ascii="Consolas" w:eastAsia="Times New Roman" w:hAnsi="Consolas" w:cs="Times New Roman"/>
+          <w:color w:val="6A8759"/>
+          <w:sz w:val="27"/>
+          <w:szCs w:val="27"/>
+          <w:lang w:eastAsia="es-ES"/>
+        </w:rPr>
+        <w:t>-angular</w:t>
       </w:r>
     </w:p>
     <w:p>
@@ -3221,7 +3225,7 @@
           <w:szCs w:val="27"/>
           <w:lang w:eastAsia="es-ES"/>
         </w:rPr>
-        <w:t>depends_on</w:t>
+        <w:t>ports</w:t>
       </w:r>
       <w:proofErr w:type="spellEnd"/>
       <w:r>
@@ -3257,7 +3261,6 @@
         </w:rPr>
         <w:t xml:space="preserve">      - </w:t>
       </w:r>
-      <w:proofErr w:type="spellStart"/>
       <w:r>
         <w:rPr>
           <w:rFonts w:ascii="Consolas" w:eastAsia="Times New Roman" w:hAnsi="Consolas" w:cs="Times New Roman"/>
@@ -3266,9 +3269,18 @@
           <w:szCs w:val="27"/>
           <w:lang w:eastAsia="es-ES"/>
         </w:rPr>
-        <w:t>backend</w:t>
-      </w:r>
-      <w:proofErr w:type="spellEnd"/>
+        <w:t>"4200</w:t>
+      </w:r>
+      <w:r>
+        <w:rPr>
+          <w:rFonts w:ascii="Consolas" w:eastAsia="Times New Roman" w:hAnsi="Consolas" w:cs="Times New Roman"/>
+          <w:color w:val="6A8759"/>
+          <w:sz w:val="27"/>
+          <w:szCs w:val="27"/>
+          <w:lang w:eastAsia="es-ES"/>
+        </w:rPr>
+        <w:t>:80"</w:t>
+      </w:r>
     </w:p>
     <w:p>
       <w:pPr>
@@ -3282,6 +3294,38 @@
           <w:lang w:eastAsia="es-ES"/>
         </w:rPr>
       </w:pPr>
+      <w:r>
+        <w:rPr>
+          <w:rFonts w:ascii="Consolas" w:eastAsia="Times New Roman" w:hAnsi="Consolas" w:cs="Times New Roman"/>
+          <w:color w:val="D4D4D4"/>
+          <w:sz w:val="27"/>
+          <w:szCs w:val="27"/>
+          <w:lang w:eastAsia="es-ES"/>
+        </w:rPr>
+        <w:t xml:space="preserve">    </w:t>
+      </w:r>
+      <w:proofErr w:type="spellStart"/>
+      <w:r>
+        <w:rPr>
+          <w:rFonts w:ascii="Consolas" w:eastAsia="Times New Roman" w:hAnsi="Consolas" w:cs="Times New Roman"/>
+          <w:color w:val="FFC66D"/>
+          <w:sz w:val="27"/>
+          <w:szCs w:val="27"/>
+          <w:lang w:eastAsia="es-ES"/>
+        </w:rPr>
+        <w:t>depends_on</w:t>
+      </w:r>
+      <w:proofErr w:type="spellEnd"/>
+      <w:r>
+        <w:rPr>
+          <w:rFonts w:ascii="Consolas" w:eastAsia="Times New Roman" w:hAnsi="Consolas" w:cs="Times New Roman"/>
+          <w:color w:val="D4D4D4"/>
+          <w:sz w:val="27"/>
+          <w:szCs w:val="27"/>
+          <w:lang w:eastAsia="es-ES"/>
+        </w:rPr>
+        <w:t>:</w:t>
+      </w:r>
     </w:p>
     <w:p>
       <w:pPr>
@@ -3295,28 +3339,28 @@
           <w:lang w:eastAsia="es-ES"/>
         </w:rPr>
       </w:pPr>
-      <w:proofErr w:type="spellStart"/>
-      <w:r>
-        <w:rPr>
-          <w:rFonts w:ascii="Consolas" w:eastAsia="Times New Roman" w:hAnsi="Consolas" w:cs="Times New Roman"/>
-          <w:color w:val="FFC66D"/>
-          <w:sz w:val="27"/>
-          <w:szCs w:val="27"/>
-          <w:lang w:eastAsia="es-ES"/>
-        </w:rPr>
-        <w:t>volumes</w:t>
-      </w:r>
-      <w:proofErr w:type="spellEnd"/>
-      <w:r>
-        <w:rPr>
-          <w:rFonts w:ascii="Consolas" w:eastAsia="Times New Roman" w:hAnsi="Consolas" w:cs="Times New Roman"/>
-          <w:color w:val="D4D4D4"/>
-          <w:sz w:val="27"/>
-          <w:szCs w:val="27"/>
-          <w:lang w:eastAsia="es-ES"/>
-        </w:rPr>
-        <w:t>:</w:t>
-      </w:r>
+      <w:r>
+        <w:rPr>
+          <w:rFonts w:ascii="Consolas" w:eastAsia="Times New Roman" w:hAnsi="Consolas" w:cs="Times New Roman"/>
+          <w:color w:val="D4D4D4"/>
+          <w:sz w:val="27"/>
+          <w:szCs w:val="27"/>
+          <w:lang w:eastAsia="es-ES"/>
+        </w:rPr>
+        <w:t xml:space="preserve">      - </w:t>
+      </w:r>
+      <w:proofErr w:type="spellStart"/>
+      <w:r>
+        <w:rPr>
+          <w:rFonts w:ascii="Consolas" w:eastAsia="Times New Roman" w:hAnsi="Consolas" w:cs="Times New Roman"/>
+          <w:color w:val="6A8759"/>
+          <w:sz w:val="27"/>
+          <w:szCs w:val="27"/>
+          <w:lang w:eastAsia="es-ES"/>
+        </w:rPr>
+        <w:t>backend</w:t>
+      </w:r>
+      <w:proofErr w:type="spellEnd"/>
     </w:p>
     <w:p>
       <w:pPr>
@@ -3330,6 +3374,54 @@
           <w:lang w:eastAsia="es-ES"/>
         </w:rPr>
       </w:pPr>
+    </w:p>
+    <w:p>
+      <w:pPr>
+        <w:shd w:val="clear" w:color="auto" w:fill="212122"/>
+        <w:spacing w:after="0" w:line="360" w:lineRule="atLeast"/>
+        <w:rPr>
+          <w:rFonts w:ascii="Consolas" w:eastAsia="Times New Roman" w:hAnsi="Consolas" w:cs="Times New Roman"/>
+          <w:color w:val="D4D4D4"/>
+          <w:sz w:val="27"/>
+          <w:szCs w:val="27"/>
+          <w:lang w:eastAsia="es-ES"/>
+        </w:rPr>
+      </w:pPr>
+      <w:proofErr w:type="spellStart"/>
+      <w:r>
+        <w:rPr>
+          <w:rFonts w:ascii="Consolas" w:eastAsia="Times New Roman" w:hAnsi="Consolas" w:cs="Times New Roman"/>
+          <w:color w:val="FFC66D"/>
+          <w:sz w:val="27"/>
+          <w:szCs w:val="27"/>
+          <w:lang w:eastAsia="es-ES"/>
+        </w:rPr>
+        <w:t>volumes</w:t>
+      </w:r>
+      <w:proofErr w:type="spellEnd"/>
+      <w:r>
+        <w:rPr>
+          <w:rFonts w:ascii="Consolas" w:eastAsia="Times New Roman" w:hAnsi="Consolas" w:cs="Times New Roman"/>
+          <w:color w:val="D4D4D4"/>
+          <w:sz w:val="27"/>
+          <w:szCs w:val="27"/>
+          <w:lang w:eastAsia="es-ES"/>
+        </w:rPr>
+        <w:t>:</w:t>
+      </w:r>
+    </w:p>
+    <w:p>
+      <w:pPr>
+        <w:shd w:val="clear" w:color="auto" w:fill="212122"/>
+        <w:spacing w:after="0" w:line="360" w:lineRule="atLeast"/>
+        <w:rPr>
+          <w:rFonts w:ascii="Consolas" w:eastAsia="Times New Roman" w:hAnsi="Consolas" w:cs="Times New Roman"/>
+          <w:color w:val="D4D4D4"/>
+          <w:sz w:val="27"/>
+          <w:szCs w:val="27"/>
+          <w:lang w:eastAsia="es-ES"/>
+        </w:rPr>
+      </w:pPr>
       <w:r>
         <w:rPr>
           <w:rFonts w:ascii="Consolas" w:eastAsia="Times New Roman" w:hAnsi="Consolas" w:cs="Times New Roman"/>
@@ -3364,103 +3456,15 @@
       </w:r>
     </w:p>
     <w:p>
-      <w:r>
+      <w:pPr>
         <w:rPr>
           <w:highlight w:val="yellow"/>
         </w:rPr>
-        <w:t xml:space="preserve">Bloque </w:t>
-      </w:r>
-      <w:proofErr w:type="spellStart"/>
+      </w:pPr>
       <w:r>
         <w:rPr>
           <w:highlight w:val="yellow"/>
         </w:rPr>
-        <w:t>db</w:t>
-      </w:r>
-      <w:proofErr w:type="spellEnd"/>
-      <w:r>
-        <w:rPr>
-          <w:highlight w:val="yellow"/>
-        </w:rPr>
-        <w:t>:</w:t>
-      </w:r>
-    </w:p>
-    <w:p>
-      <w:proofErr w:type="spellStart"/>
-      <w:r>
-        <w:t>db</w:t>
-      </w:r>
-      <w:proofErr w:type="spellEnd"/>
-      <w:r>
-        <w:t xml:space="preserve">: en este bloque lo que hago es descargar la imagen oficial de </w:t>
-      </w:r>
-      <w:proofErr w:type="spellStart"/>
-      <w:r>
-        <w:t>MySQL</w:t>
-      </w:r>
-      <w:proofErr w:type="spellEnd"/>
-      <w:r>
-        <w:t xml:space="preserve"> versión 8.0.</w:t>
-      </w:r>
-    </w:p>
-    <w:p>
-      <w:proofErr w:type="spellStart"/>
-      <w:r>
-        <w:t>enviroiment</w:t>
-      </w:r>
-      <w:proofErr w:type="spellEnd"/>
-      <w:r>
-        <w:t>: aquí introducimos el nombre de base de datos y la contraseña con la cual puede acceder.</w:t>
-      </w:r>
-    </w:p>
-    <w:p>
-      <w:proofErr w:type="spellStart"/>
-      <w:r>
-        <w:t>volumens</w:t>
-      </w:r>
-      <w:proofErr w:type="spellEnd"/>
-      <w:r>
-        <w:t xml:space="preserve">: es la parte de </w:t>
-      </w:r>
-      <w:r>
-        <w:rPr>
-          <w:b/>
-        </w:rPr>
-        <w:t>persistencia</w:t>
-      </w:r>
-      <w:r>
-        <w:t xml:space="preserve">, donde decidimos que todo que se guarde en la carpeta interna de </w:t>
-      </w:r>
-      <w:proofErr w:type="spellStart"/>
-      <w:r>
-        <w:t>MySQL</w:t>
-      </w:r>
-      <w:proofErr w:type="spellEnd"/>
-      <w:r>
-        <w:t xml:space="preserve">. También guardo en volumen </w:t>
-      </w:r>
-      <w:proofErr w:type="spellStart"/>
-      <w:r>
-        <w:rPr>
-          <w:b/>
-        </w:rPr>
-        <w:t>data_db</w:t>
-      </w:r>
-      <w:proofErr w:type="spellEnd"/>
-      <w:r>
-        <w:t xml:space="preserve"> porque </w:t>
-      </w:r>
-      <w:proofErr w:type="spellStart"/>
-      <w:r>
-        <w:t>asisi</w:t>
-      </w:r>
-      <w:proofErr w:type="spellEnd"/>
-      <w:r>
-        <w:t xml:space="preserve"> borramos el contenedor los datos no se borran.</w:t>
-      </w:r>
-    </w:p>
-    <w:p>
-      <w:r>
         <w:br w:type="page"/>
       </w:r>
     </w:p>
@@ -3477,6 +3481,102 @@
         <w:rPr>
           <w:highlight w:val="yellow"/>
         </w:rPr>
+        <w:t>db</w:t>
+      </w:r>
+      <w:proofErr w:type="spellEnd"/>
+      <w:r>
+        <w:rPr>
+          <w:highlight w:val="yellow"/>
+        </w:rPr>
+        <w:t>:</w:t>
+      </w:r>
+    </w:p>
+    <w:p>
+      <w:proofErr w:type="spellStart"/>
+      <w:r>
+        <w:t>db</w:t>
+      </w:r>
+      <w:proofErr w:type="spellEnd"/>
+      <w:r>
+        <w:t xml:space="preserve">: en este bloque lo que hago es descargar la imagen oficial de </w:t>
+      </w:r>
+      <w:proofErr w:type="spellStart"/>
+      <w:r>
+        <w:t>MySQL</w:t>
+      </w:r>
+      <w:proofErr w:type="spellEnd"/>
+      <w:r>
+        <w:t xml:space="preserve"> versión 8.0.</w:t>
+      </w:r>
+    </w:p>
+    <w:p>
+      <w:proofErr w:type="spellStart"/>
+      <w:r>
+        <w:t>enviroiment</w:t>
+      </w:r>
+      <w:proofErr w:type="spellEnd"/>
+      <w:r>
+        <w:t>: aquí introducimos el nombre de base de datos y la contraseña con la cual puede acceder.</w:t>
+      </w:r>
+    </w:p>
+    <w:p>
+      <w:proofErr w:type="spellStart"/>
+      <w:r>
+        <w:t>volumens</w:t>
+      </w:r>
+      <w:proofErr w:type="spellEnd"/>
+      <w:r>
+        <w:t xml:space="preserve">: es la parte de </w:t>
+      </w:r>
+      <w:r>
+        <w:rPr>
+          <w:b/>
+        </w:rPr>
+        <w:t>persistencia</w:t>
+      </w:r>
+      <w:r>
+        <w:t xml:space="preserve">, donde decidimos que todo que se guarde en la carpeta interna de </w:t>
+      </w:r>
+      <w:proofErr w:type="spellStart"/>
+      <w:r>
+        <w:t>MySQL</w:t>
+      </w:r>
+      <w:proofErr w:type="spellEnd"/>
+      <w:r>
+        <w:t xml:space="preserve">. También guardo en volumen </w:t>
+      </w:r>
+      <w:proofErr w:type="spellStart"/>
+      <w:r>
+        <w:rPr>
+          <w:b/>
+        </w:rPr>
+        <w:t>data_db</w:t>
+      </w:r>
+      <w:proofErr w:type="spellEnd"/>
+      <w:r>
+        <w:t xml:space="preserve"> porque </w:t>
+      </w:r>
+      <w:proofErr w:type="spellStart"/>
+      <w:r>
+        <w:t>asisi</w:t>
+      </w:r>
+      <w:proofErr w:type="spellEnd"/>
+      <w:r>
+        <w:t xml:space="preserve"> borramos el contenedor los datos no se borran.</w:t>
+      </w:r>
+    </w:p>
+    <w:p>
+      <w:r>
+        <w:rPr>
+          <w:highlight w:val="yellow"/>
+        </w:rPr>
+        <w:t xml:space="preserve">Bloque </w:t>
+      </w:r>
+      <w:proofErr w:type="spellStart"/>
+      <w:r>
+        <w:rPr>
+          <w:highlight w:val="yellow"/>
+        </w:rPr>
         <w:t>Backend</w:t>
       </w:r>
       <w:proofErr w:type="spellEnd"/>
@@ -3646,6 +3746,8 @@
         </w:rPr>
         <w:t>:</w:t>
       </w:r>
+      <w:bookmarkStart w:id="3" w:name="_GoBack"/>
+      <w:bookmarkEnd w:id="3"/>
     </w:p>
     <w:p>
       <w:proofErr w:type="spellStart"/>
@@ -3658,7 +3760,13 @@
       </w:r>
       <w:proofErr w:type="spellStart"/>
       <w:r>
-        <w:t>Doker</w:t>
+        <w:t>Do</w:t>
+      </w:r>
+      <w:r>
+        <w:t>c</w:t>
+      </w:r>
+      <w:r>
+        <w:t>ker</w:t>
       </w:r>
       <w:proofErr w:type="spellEnd"/>
       <w:r>
@@ -3790,27 +3898,31 @@
           <w:i/>
         </w:rPr>
       </w:pPr>
+    </w:p>
+    <w:p>
+      <w:bookmarkStart w:id="4" w:name="_Toc219825586"/>
       <w:r>
         <w:rPr>
           <w:i/>
           <w:noProof/>
           <w:lang w:eastAsia="es-ES"/>
         </w:rPr>
+        <w:lastRenderedPageBreak/>
         <mc:AlternateContent>
           <mc:Choice Requires="wps">
             <w:drawing>
-              <wp:anchor distT="0" distB="0" distL="114300" distR="114300" simplePos="0" relativeHeight="251672576" behindDoc="0" locked="0" layoutInCell="1" allowOverlap="1">
+              <wp:anchor distT="0" distB="0" distL="114300" distR="114300" simplePos="0" relativeHeight="251673600" behindDoc="0" locked="0" layoutInCell="1" allowOverlap="1" wp14:anchorId="492ED0AE" wp14:editId="240887EB">
                 <wp:simplePos x="0" y="0"/>
                 <wp:positionH relativeFrom="column">
-                  <wp:posOffset>3277553</wp:posOffset>
+                  <wp:posOffset>4272915</wp:posOffset>
                 </wp:positionH>
                 <wp:positionV relativeFrom="paragraph">
-                  <wp:posOffset>351473</wp:posOffset>
+                  <wp:posOffset>776605</wp:posOffset>
                 </wp:positionV>
-                <wp:extent cx="76200" cy="309562"/>
-                <wp:effectExtent l="57150" t="0" r="19050" b="52705"/>
+                <wp:extent cx="196850" cy="304800"/>
+                <wp:effectExtent l="38100" t="0" r="31750" b="57150"/>
                 <wp:wrapNone/>
-                <wp:docPr id="19" name="Conector recto de flecha 19"/>
+                <wp:docPr id="9" name="Conector recto de flecha 9"/>
                 <wp:cNvGraphicFramePr/>
                 <a:graphic xmlns:a="http://schemas.openxmlformats.org/drawingml/2006/main">
                   <a:graphicData uri="http://schemas.microsoft.com/office/word/2010/wordprocessingShape">
@@ -3819,7 +3931,7 @@
                       <wps:spPr>
                         <a:xfrm flipH="1">
                           <a:off x="0" y="0"/>
-                          <a:ext cx="76200" cy="309562"/>
+                          <a:ext cx="196850" cy="304800"/>
                         </a:xfrm>
                         <a:prstGeom prst="straightConnector1">
                           <a:avLst/>
@@ -3854,11 +3966,11 @@
           </mc:Choice>
           <mc:Fallback>
             <w:pict>
-              <v:shapetype w14:anchorId="128CC3A6" id="_x0000_t32" coordsize="21600,21600" o:spt="32" o:oned="t" path="m,l21600,21600e" filled="f">
+              <v:shapetype w14:anchorId="70B9979F" id="_x0000_t32" coordsize="21600,21600" o:spt="32" o:oned="t" path="m,l21600,21600e" filled="f">
                 <v:path arrowok="t" fillok="f" o:connecttype="none"/>
                 <o:lock v:ext="edit" shapetype="t"/>
               </v:shapetype>
-              <v:shape id="Conector recto de flecha 19" o:spid="_x0000_s1026" type="#_x0000_t32" style="position:absolute;margin-left:258.1pt;margin-top:27.7pt;width:6pt;height:24.35pt;flip:x;z-index:251672576;visibility:visible;mso-wrap-style:square;mso-wrap-distance-left:9pt;mso-wrap-distance-top:0;mso-wrap-distance-right:9pt;mso-wrap-distance-bottom:0;mso-position-horizontal:absolute;mso-position-horizontal-relative:text;mso-position-vertical:absolute;mso-position-vertical-relative:text" o:gfxdata="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" strokecolor="red" strokeweight=".5pt">
+              <v:shape id="Conector recto de flecha 9" o:spid="_x0000_s1026" type="#_x0000_t32" style="position:absolute;margin-left:336.45pt;margin-top:61.15pt;width:15.5pt;height:24pt;flip:x;z-index:251673600;visibility:visible;mso-wrap-style:square;mso-wrap-distance-left:9pt;mso-wrap-distance-top:0;mso-wrap-distance-right:9pt;mso-wrap-distance-bottom:0;mso-position-horizontal:absolute;mso-position-horizontal-relative:text;mso-position-vertical:absolute;mso-position-vertical-relative:text" o:gfxdata="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" strokecolor="red" strokeweight=".5pt">
                 <v:stroke endarrow="block" joinstyle="miter"/>
               </v:shape>
             </w:pict>
@@ -3874,160 +3986,18 @@
         <mc:AlternateContent>
           <mc:Choice Requires="wps">
             <w:drawing>
-              <wp:anchor distT="0" distB="0" distL="114300" distR="114300" simplePos="0" relativeHeight="251671552" behindDoc="0" locked="0" layoutInCell="1" allowOverlap="1">
+              <wp:anchor distT="0" distB="0" distL="114300" distR="114300" simplePos="0" relativeHeight="251670528" behindDoc="0" locked="0" layoutInCell="1" allowOverlap="1" wp14:anchorId="243F921E" wp14:editId="35D54332">
                 <wp:simplePos x="0" y="0"/>
                 <wp:positionH relativeFrom="column">
-                  <wp:posOffset>1067753</wp:posOffset>
+                  <wp:posOffset>3949065</wp:posOffset>
                 </wp:positionH>
                 <wp:positionV relativeFrom="paragraph">
-                  <wp:posOffset>689610</wp:posOffset>
+                  <wp:posOffset>573405</wp:posOffset>
                 </wp:positionV>
-                <wp:extent cx="314325" cy="195263"/>
-                <wp:effectExtent l="38100" t="0" r="28575" b="52705"/>
+                <wp:extent cx="755650" cy="177800"/>
+                <wp:effectExtent l="0" t="0" r="25400" b="12700"/>
                 <wp:wrapNone/>
-                <wp:docPr id="18" name="Conector recto de flecha 18"/>
-                <wp:cNvGraphicFramePr/>
-                <a:graphic xmlns:a="http://schemas.openxmlformats.org/drawingml/2006/main">
-                  <a:graphicData uri="http://schemas.microsoft.com/office/word/2010/wordprocessingShape">
-                    <wps:wsp>
-                      <wps:cNvCnPr/>
-                      <wps:spPr>
-                        <a:xfrm flipH="1">
-                          <a:off x="0" y="0"/>
-                          <a:ext cx="314325" cy="195263"/>
-                        </a:xfrm>
-                        <a:prstGeom prst="straightConnector1">
-                          <a:avLst/>
-                        </a:prstGeom>
-                        <a:ln>
-                          <a:solidFill>
-                            <a:srgbClr val="FF0000"/>
-                          </a:solidFill>
-                          <a:tailEnd type="triangle"/>
-                        </a:ln>
-                      </wps:spPr>
-                      <wps:style>
-                        <a:lnRef idx="1">
-                          <a:schemeClr val="accent1"/>
-                        </a:lnRef>
-                        <a:fillRef idx="0">
-                          <a:schemeClr val="accent1"/>
-                        </a:fillRef>
-                        <a:effectRef idx="0">
-                          <a:schemeClr val="accent1"/>
-                        </a:effectRef>
-                        <a:fontRef idx="minor">
-                          <a:schemeClr val="tx1"/>
-                        </a:fontRef>
-                      </wps:style>
-                      <wps:bodyPr/>
-                    </wps:wsp>
-                  </a:graphicData>
-                </a:graphic>
-              </wp:anchor>
-            </w:drawing>
-          </mc:Choice>
-          <mc:Fallback>
-            <w:pict>
-              <v:shape w14:anchorId="002110A2" id="Conector recto de flecha 18" o:spid="_x0000_s1026" type="#_x0000_t32" style="position:absolute;margin-left:84.1pt;margin-top:54.3pt;width:24.75pt;height:15.4pt;flip:x;z-index:251671552;visibility:visible;mso-wrap-style:square;mso-wrap-distance-left:9pt;mso-wrap-distance-top:0;mso-wrap-distance-right:9pt;mso-wrap-distance-bottom:0;mso-position-horizontal:absolute;mso-position-horizontal-relative:text;mso-position-vertical:absolute;mso-position-vertical-relative:text" o:gfxdata="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" strokecolor="red" strokeweight=".5pt">
-                <v:stroke endarrow="block" joinstyle="miter"/>
-              </v:shape>
-            </w:pict>
-          </mc:Fallback>
-        </mc:AlternateContent>
-      </w:r>
-      <w:r>
-        <w:rPr>
-          <w:i/>
-          <w:noProof/>
-          <w:lang w:eastAsia="es-ES"/>
-        </w:rPr>
-        <mc:AlternateContent>
-          <mc:Choice Requires="wps">
-            <w:drawing>
-              <wp:anchor distT="0" distB="0" distL="114300" distR="114300" simplePos="0" relativeHeight="251670528" behindDoc="0" locked="0" layoutInCell="1" allowOverlap="1">
-                <wp:simplePos x="0" y="0"/>
-                <wp:positionH relativeFrom="column">
-                  <wp:posOffset>1239203</wp:posOffset>
-                </wp:positionH>
-                <wp:positionV relativeFrom="paragraph">
-                  <wp:posOffset>132398</wp:posOffset>
-                </wp:positionV>
-                <wp:extent cx="619125" cy="142875"/>
-                <wp:effectExtent l="38100" t="0" r="28575" b="85725"/>
-                <wp:wrapNone/>
-                <wp:docPr id="16" name="Conector recto de flecha 16"/>
-                <wp:cNvGraphicFramePr/>
-                <a:graphic xmlns:a="http://schemas.openxmlformats.org/drawingml/2006/main">
-                  <a:graphicData uri="http://schemas.microsoft.com/office/word/2010/wordprocessingShape">
-                    <wps:wsp>
-                      <wps:cNvCnPr/>
-                      <wps:spPr>
-                        <a:xfrm flipH="1">
-                          <a:off x="0" y="0"/>
-                          <a:ext cx="619125" cy="142875"/>
-                        </a:xfrm>
-                        <a:prstGeom prst="straightConnector1">
-                          <a:avLst/>
-                        </a:prstGeom>
-                        <a:ln>
-                          <a:solidFill>
-                            <a:srgbClr val="FF0000"/>
-                          </a:solidFill>
-                          <a:tailEnd type="triangle"/>
-                        </a:ln>
-                      </wps:spPr>
-                      <wps:style>
-                        <a:lnRef idx="1">
-                          <a:schemeClr val="accent1"/>
-                        </a:lnRef>
-                        <a:fillRef idx="0">
-                          <a:schemeClr val="accent1"/>
-                        </a:fillRef>
-                        <a:effectRef idx="0">
-                          <a:schemeClr val="accent1"/>
-                        </a:effectRef>
-                        <a:fontRef idx="minor">
-                          <a:schemeClr val="tx1"/>
-                        </a:fontRef>
-                      </wps:style>
-                      <wps:bodyPr/>
-                    </wps:wsp>
-                  </a:graphicData>
-                </a:graphic>
-              </wp:anchor>
-            </w:drawing>
-          </mc:Choice>
-          <mc:Fallback>
-            <w:pict>
-              <v:shape w14:anchorId="5998B819" id="Conector recto de flecha 16" o:spid="_x0000_s1026" type="#_x0000_t32" style="position:absolute;margin-left:97.6pt;margin-top:10.45pt;width:48.75pt;height:11.25pt;flip:x;z-index:251670528;visibility:visible;mso-wrap-style:square;mso-wrap-distance-left:9pt;mso-wrap-distance-top:0;mso-wrap-distance-right:9pt;mso-wrap-distance-bottom:0;mso-position-horizontal:absolute;mso-position-horizontal-relative:text;mso-position-vertical:absolute;mso-position-vertical-relative:text" o:gfxdata="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" strokecolor="red" strokeweight=".5pt">
-                <v:stroke endarrow="block" joinstyle="miter"/>
-              </v:shape>
-            </w:pict>
-          </mc:Fallback>
-        </mc:AlternateContent>
-      </w:r>
-      <w:r>
-        <w:rPr>
-          <w:i/>
-          <w:noProof/>
-          <w:lang w:eastAsia="es-ES"/>
-        </w:rPr>
-        <mc:AlternateContent>
-          <mc:Choice Requires="wps">
-            <w:drawing>
-              <wp:anchor distT="0" distB="0" distL="114300" distR="114300" simplePos="0" relativeHeight="251669504" behindDoc="0" locked="0" layoutInCell="1" allowOverlap="1" wp14:anchorId="7124D24F" wp14:editId="2CA508ED">
-                <wp:simplePos x="0" y="0"/>
-                <wp:positionH relativeFrom="column">
-                  <wp:posOffset>3006090</wp:posOffset>
-                </wp:positionH>
-                <wp:positionV relativeFrom="paragraph">
-                  <wp:posOffset>222885</wp:posOffset>
-                </wp:positionV>
-                <wp:extent cx="766763" cy="100013"/>
-                <wp:effectExtent l="0" t="0" r="14605" b="14605"/>
-                <wp:wrapNone/>
-                <wp:docPr id="11" name="Rectángulo 11"/>
+                <wp:docPr id="6" name="Rectángulo 6"/>
                 <wp:cNvGraphicFramePr/>
                 <a:graphic xmlns:a="http://schemas.openxmlformats.org/drawingml/2006/main">
                   <a:graphicData uri="http://schemas.microsoft.com/office/word/2010/wordprocessingShape">
@@ -4036,7 +4006,7 @@
                       <wps:spPr>
                         <a:xfrm>
                           <a:off x="0" y="0"/>
-                          <a:ext cx="766763" cy="100013"/>
+                          <a:ext cx="755650" cy="177800"/>
                         </a:xfrm>
                         <a:prstGeom prst="rect">
                           <a:avLst/>
@@ -4084,7 +4054,7 @@
           </mc:Choice>
           <mc:Fallback>
             <w:pict>
-              <v:rect w14:anchorId="5290721A" id="Rectángulo 11" o:spid="_x0000_s1026" style="position:absolute;margin-left:236.7pt;margin-top:17.55pt;width:60.4pt;height:7.9pt;z-index:251669504;visibility:visible;mso-wrap-style:square;mso-width-percent:0;mso-height-percent:0;mso-wrap-distance-left:9pt;mso-wrap-distance-top:0;mso-wrap-distance-right:9pt;mso-wrap-distance-bottom:0;mso-position-horizontal:absolute;mso-position-horizontal-relative:text;mso-position-vertical:absolute;mso-position-vertical-relative:text;mso-width-percent:0;mso-height-percent:0;mso-width-relative:margin;mso-height-relative:margin;v-text-anchor:middle" o:gfxdata="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" filled="f" strokecolor="red" strokeweight="1pt"/>
+              <v:rect w14:anchorId="5375C578" id="Rectángulo 6" o:spid="_x0000_s1026" style="position:absolute;margin-left:310.95pt;margin-top:45.15pt;width:59.5pt;height:14pt;z-index:251670528;visibility:visible;mso-wrap-style:square;mso-width-percent:0;mso-height-percent:0;mso-wrap-distance-left:9pt;mso-wrap-distance-top:0;mso-wrap-distance-right:9pt;mso-wrap-distance-bottom:0;mso-position-horizontal:absolute;mso-position-horizontal-relative:text;mso-position-vertical:absolute;mso-position-vertical-relative:text;mso-width-percent:0;mso-height-percent:0;mso-width-relative:margin;mso-height-relative:margin;v-text-anchor:middle" o:gfxdata="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" filled="f" strokecolor="red" strokeweight="1pt"/>
             </w:pict>
           </mc:Fallback>
         </mc:AlternateContent>
@@ -4098,18 +4068,89 @@
         <mc:AlternateContent>
           <mc:Choice Requires="wps">
             <w:drawing>
-              <wp:anchor distT="0" distB="0" distL="114300" distR="114300" simplePos="0" relativeHeight="251667456" behindDoc="0" locked="0" layoutInCell="1" allowOverlap="1" wp14:anchorId="00E63C31" wp14:editId="1B9FE272">
+              <wp:anchor distT="0" distB="0" distL="114300" distR="114300" simplePos="0" relativeHeight="251672576" behindDoc="0" locked="0" layoutInCell="1" allowOverlap="1" wp14:anchorId="517F94C7" wp14:editId="267B784D">
                 <wp:simplePos x="0" y="0"/>
                 <wp:positionH relativeFrom="column">
-                  <wp:posOffset>724853</wp:posOffset>
+                  <wp:posOffset>1694815</wp:posOffset>
                 </wp:positionH>
                 <wp:positionV relativeFrom="paragraph">
-                  <wp:posOffset>589598</wp:posOffset>
+                  <wp:posOffset>2097405</wp:posOffset>
                 </wp:positionV>
-                <wp:extent cx="890587" cy="80962"/>
-                <wp:effectExtent l="0" t="0" r="24130" b="14605"/>
+                <wp:extent cx="44450" cy="190500"/>
+                <wp:effectExtent l="38100" t="0" r="50800" b="57150"/>
                 <wp:wrapNone/>
-                <wp:docPr id="4" name="Rectángulo 4"/>
+                <wp:docPr id="8" name="Conector recto de flecha 8"/>
+                <wp:cNvGraphicFramePr/>
+                <a:graphic xmlns:a="http://schemas.openxmlformats.org/drawingml/2006/main">
+                  <a:graphicData uri="http://schemas.microsoft.com/office/word/2010/wordprocessingShape">
+                    <wps:wsp>
+                      <wps:cNvCnPr/>
+                      <wps:spPr>
+                        <a:xfrm>
+                          <a:off x="0" y="0"/>
+                          <a:ext cx="44450" cy="190500"/>
+                        </a:xfrm>
+                        <a:prstGeom prst="straightConnector1">
+                          <a:avLst/>
+                        </a:prstGeom>
+                        <a:ln>
+                          <a:solidFill>
+                            <a:srgbClr val="FF0000"/>
+                          </a:solidFill>
+                          <a:tailEnd type="triangle"/>
+                        </a:ln>
+                      </wps:spPr>
+                      <wps:style>
+                        <a:lnRef idx="1">
+                          <a:schemeClr val="accent1"/>
+                        </a:lnRef>
+                        <a:fillRef idx="0">
+                          <a:schemeClr val="accent1"/>
+                        </a:fillRef>
+                        <a:effectRef idx="0">
+                          <a:schemeClr val="accent1"/>
+                        </a:effectRef>
+                        <a:fontRef idx="minor">
+                          <a:schemeClr val="tx1"/>
+                        </a:fontRef>
+                      </wps:style>
+                      <wps:bodyPr/>
+                    </wps:wsp>
+                  </a:graphicData>
+                </a:graphic>
+              </wp:anchor>
+            </w:drawing>
+          </mc:Choice>
+          <mc:Fallback>
+            <w:pict>
+              <v:shape w14:anchorId="0E33A08F" id="Conector recto de flecha 8" o:spid="_x0000_s1026" type="#_x0000_t32" style="position:absolute;margin-left:133.45pt;margin-top:165.15pt;width:3.5pt;height:15pt;z-index:251672576;visibility:visible;mso-wrap-style:square;mso-wrap-distance-left:9pt;mso-wrap-distance-top:0;mso-wrap-distance-right:9pt;mso-wrap-distance-bottom:0;mso-position-horizontal:absolute;mso-position-horizontal-relative:text;mso-position-vertical:absolute;mso-position-vertical-relative:text" o:gfxdata="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" strokecolor="red" strokeweight=".5pt">
+                <v:stroke endarrow="block" joinstyle="miter"/>
+              </v:shape>
+            </w:pict>
+          </mc:Fallback>
+        </mc:AlternateContent>
+      </w:r>
+      <w:r>
+        <w:rPr>
+          <w:i/>
+          <w:noProof/>
+          <w:lang w:eastAsia="es-ES"/>
+        </w:rPr>
+        <mc:AlternateContent>
+          <mc:Choice Requires="wps">
+            <w:drawing>
+              <wp:anchor distT="0" distB="0" distL="114300" distR="114300" simplePos="0" relativeHeight="251668480" behindDoc="0" locked="0" layoutInCell="1" allowOverlap="1" wp14:anchorId="69C2EBED" wp14:editId="75E1C7A6">
+                <wp:simplePos x="0" y="0"/>
+                <wp:positionH relativeFrom="column">
+                  <wp:posOffset>837565</wp:posOffset>
+                </wp:positionH>
+                <wp:positionV relativeFrom="paragraph">
+                  <wp:posOffset>1862455</wp:posOffset>
+                </wp:positionV>
+                <wp:extent cx="1123950" cy="254000"/>
+                <wp:effectExtent l="0" t="0" r="19050" b="12700"/>
+                <wp:wrapNone/>
+                <wp:docPr id="5" name="Rectángulo 5"/>
                 <wp:cNvGraphicFramePr/>
                 <a:graphic xmlns:a="http://schemas.openxmlformats.org/drawingml/2006/main">
                   <a:graphicData uri="http://schemas.microsoft.com/office/word/2010/wordprocessingShape">
@@ -4118,7 +4159,7 @@
                       <wps:spPr>
                         <a:xfrm>
                           <a:off x="0" y="0"/>
-                          <a:ext cx="890587" cy="80962"/>
+                          <a:ext cx="1123950" cy="254000"/>
                         </a:xfrm>
                         <a:prstGeom prst="rect">
                           <a:avLst/>
@@ -4166,7 +4207,7 @@
           </mc:Choice>
           <mc:Fallback>
             <w:pict>
-              <v:rect w14:anchorId="74716899" id="Rectángulo 4" o:spid="_x0000_s1026" style="position:absolute;margin-left:57.1pt;margin-top:46.45pt;width:70.1pt;height:6.35pt;z-index:251667456;visibility:visible;mso-wrap-style:square;mso-width-percent:0;mso-height-percent:0;mso-wrap-distance-left:9pt;mso-wrap-distance-top:0;mso-wrap-distance-right:9pt;mso-wrap-distance-bottom:0;mso-position-horizontal:absolute;mso-position-horizontal-relative:text;mso-position-vertical:absolute;mso-position-vertical-relative:text;mso-width-percent:0;mso-height-percent:0;mso-width-relative:margin;mso-height-relative:margin;v-text-anchor:middle" o:gfxdata="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" filled="f" strokecolor="red" strokeweight="1pt"/>
+              <v:rect w14:anchorId="74EC6717" id="Rectángulo 5" o:spid="_x0000_s1026" style="position:absolute;margin-left:65.95pt;margin-top:146.65pt;width:88.5pt;height:20pt;z-index:251668480;visibility:visible;mso-wrap-style:square;mso-width-percent:0;mso-height-percent:0;mso-wrap-distance-left:9pt;mso-wrap-distance-top:0;mso-wrap-distance-right:9pt;mso-wrap-distance-bottom:0;mso-position-horizontal:absolute;mso-position-horizontal-relative:text;mso-position-vertical:absolute;mso-position-vertical-relative:text;mso-width-percent:0;mso-height-percent:0;mso-width-relative:margin;mso-height-relative:margin;v-text-anchor:middle" o:gfxdata="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" filled="f" strokecolor="red" strokeweight="1pt"/>
             </w:pict>
           </mc:Fallback>
         </mc:AlternateContent>
@@ -4180,18 +4221,89 @@
         <mc:AlternateContent>
           <mc:Choice Requires="wps">
             <w:drawing>
-              <wp:anchor distT="0" distB="0" distL="114300" distR="114300" simplePos="0" relativeHeight="251665408" behindDoc="0" locked="0" layoutInCell="1" allowOverlap="1">
+              <wp:anchor distT="0" distB="0" distL="114300" distR="114300" simplePos="0" relativeHeight="251671552" behindDoc="0" locked="0" layoutInCell="1" allowOverlap="1" wp14:anchorId="71B5225D" wp14:editId="4CF43BC0">
                 <wp:simplePos x="0" y="0"/>
                 <wp:positionH relativeFrom="column">
-                  <wp:posOffset>1858328</wp:posOffset>
+                  <wp:posOffset>1097915</wp:posOffset>
                 </wp:positionH>
                 <wp:positionV relativeFrom="paragraph">
-                  <wp:posOffset>-952</wp:posOffset>
+                  <wp:posOffset>243205</wp:posOffset>
                 </wp:positionV>
-                <wp:extent cx="1733550" cy="90487"/>
-                <wp:effectExtent l="0" t="0" r="19050" b="24130"/>
+                <wp:extent cx="692150" cy="234950"/>
+                <wp:effectExtent l="38100" t="0" r="12700" b="69850"/>
                 <wp:wrapNone/>
-                <wp:docPr id="3" name="Rectángulo 3"/>
+                <wp:docPr id="7" name="Conector recto de flecha 7"/>
+                <wp:cNvGraphicFramePr/>
+                <a:graphic xmlns:a="http://schemas.openxmlformats.org/drawingml/2006/main">
+                  <a:graphicData uri="http://schemas.microsoft.com/office/word/2010/wordprocessingShape">
+                    <wps:wsp>
+                      <wps:cNvCnPr/>
+                      <wps:spPr>
+                        <a:xfrm flipH="1">
+                          <a:off x="0" y="0"/>
+                          <a:ext cx="692150" cy="234950"/>
+                        </a:xfrm>
+                        <a:prstGeom prst="straightConnector1">
+                          <a:avLst/>
+                        </a:prstGeom>
+                        <a:ln>
+                          <a:solidFill>
+                            <a:srgbClr val="FF0000"/>
+                          </a:solidFill>
+                          <a:tailEnd type="triangle"/>
+                        </a:ln>
+                      </wps:spPr>
+                      <wps:style>
+                        <a:lnRef idx="1">
+                          <a:schemeClr val="accent1"/>
+                        </a:lnRef>
+                        <a:fillRef idx="0">
+                          <a:schemeClr val="accent1"/>
+                        </a:fillRef>
+                        <a:effectRef idx="0">
+                          <a:schemeClr val="accent1"/>
+                        </a:effectRef>
+                        <a:fontRef idx="minor">
+                          <a:schemeClr val="tx1"/>
+                        </a:fontRef>
+                      </wps:style>
+                      <wps:bodyPr/>
+                    </wps:wsp>
+                  </a:graphicData>
+                </a:graphic>
+              </wp:anchor>
+            </w:drawing>
+          </mc:Choice>
+          <mc:Fallback>
+            <w:pict>
+              <v:shape w14:anchorId="70AE38F2" id="Conector recto de flecha 7" o:spid="_x0000_s1026" type="#_x0000_t32" style="position:absolute;margin-left:86.45pt;margin-top:19.15pt;width:54.5pt;height:18.5pt;flip:x;z-index:251671552;visibility:visible;mso-wrap-style:square;mso-wrap-distance-left:9pt;mso-wrap-distance-top:0;mso-wrap-distance-right:9pt;mso-wrap-distance-bottom:0;mso-position-horizontal:absolute;mso-position-horizontal-relative:text;mso-position-vertical:absolute;mso-position-vertical-relative:text" o:gfxdata="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" strokecolor="red" strokeweight=".5pt">
+                <v:stroke endarrow="block" joinstyle="miter"/>
+              </v:shape>
+            </w:pict>
+          </mc:Fallback>
+        </mc:AlternateContent>
+      </w:r>
+      <w:r>
+        <w:rPr>
+          <w:i/>
+          <w:noProof/>
+          <w:lang w:eastAsia="es-ES"/>
+        </w:rPr>
+        <mc:AlternateContent>
+          <mc:Choice Requires="wps">
+            <w:drawing>
+              <wp:anchor distT="0" distB="0" distL="114300" distR="114300" simplePos="0" relativeHeight="251666432" behindDoc="0" locked="0" layoutInCell="1" allowOverlap="1" wp14:anchorId="50A5193A" wp14:editId="68C5B629">
+                <wp:simplePos x="0" y="0"/>
+                <wp:positionH relativeFrom="column">
+                  <wp:posOffset>1459865</wp:posOffset>
+                </wp:positionH>
+                <wp:positionV relativeFrom="paragraph">
+                  <wp:posOffset>-4445</wp:posOffset>
+                </wp:positionV>
+                <wp:extent cx="2616200" cy="209550"/>
+                <wp:effectExtent l="0" t="0" r="12700" b="19050"/>
+                <wp:wrapNone/>
+                <wp:docPr id="2" name="Rectángulo 2"/>
                 <wp:cNvGraphicFramePr/>
                 <a:graphic xmlns:a="http://schemas.openxmlformats.org/drawingml/2006/main">
                   <a:graphicData uri="http://schemas.microsoft.com/office/word/2010/wordprocessingShape">
@@ -4200,7 +4312,7 @@
                       <wps:spPr>
                         <a:xfrm>
                           <a:off x="0" y="0"/>
-                          <a:ext cx="1733550" cy="90487"/>
+                          <a:ext cx="2616200" cy="209550"/>
                         </a:xfrm>
                         <a:prstGeom prst="rect">
                           <a:avLst/>
@@ -4242,7 +4354,7 @@
           </mc:Choice>
           <mc:Fallback>
             <w:pict>
-              <v:rect w14:anchorId="685CE857" id="Rectángulo 3" o:spid="_x0000_s1026" style="position:absolute;margin-left:146.35pt;margin-top:-.05pt;width:136.5pt;height:7.1pt;z-index:251665408;visibility:visible;mso-wrap-style:square;mso-wrap-distance-left:9pt;mso-wrap-distance-top:0;mso-wrap-distance-right:9pt;mso-wrap-distance-bottom:0;mso-position-horizontal:absolute;mso-position-horizontal-relative:text;mso-position-vertical:absolute;mso-position-vertical-relative:text;v-text-anchor:middle" o:gfxdata="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" filled="f" strokecolor="red" strokeweight="1pt"/>
+              <v:rect w14:anchorId="3AB5EE8F" id="Rectángulo 2" o:spid="_x0000_s1026" style="position:absolute;margin-left:114.95pt;margin-top:-.35pt;width:206pt;height:16.5pt;z-index:251666432;visibility:visible;mso-wrap-style:square;mso-wrap-distance-left:9pt;mso-wrap-distance-top:0;mso-wrap-distance-right:9pt;mso-wrap-distance-bottom:0;mso-position-horizontal:absolute;mso-position-horizontal-relative:text;mso-position-vertical:absolute;mso-position-vertical-relative:text;v-text-anchor:middle" o:gfxdata="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" filled="f" strokecolor="red" strokeweight="1pt"/>
             </w:pict>
           </mc:Fallback>
         </mc:AlternateContent>
@@ -4252,9 +4364,17 @@
           <w:i/>
         </w:rPr>
         <w:drawing>
-          <wp:inline distT="0" distB="0" distL="0" distR="0" wp14:anchorId="439C51D2" wp14:editId="2F279A27">
-            <wp:extent cx="5400040" cy="2903855"/>
-            <wp:effectExtent l="0" t="0" r="0" b="0"/>
+          <wp:anchor distT="0" distB="0" distL="114300" distR="114300" simplePos="0" relativeHeight="251665408" behindDoc="0" locked="0" layoutInCell="1" allowOverlap="1" wp14:anchorId="03EA38E9" wp14:editId="4B95F958">
+            <wp:simplePos x="0" y="0"/>
+            <wp:positionH relativeFrom="page">
+              <wp:align>left</wp:align>
+            </wp:positionH>
+            <wp:positionV relativeFrom="paragraph">
+              <wp:posOffset>0</wp:posOffset>
+            </wp:positionV>
+            <wp:extent cx="7614530" cy="4083050"/>
+            <wp:effectExtent l="0" t="0" r="5715" b="0"/>
+            <wp:wrapTopAndBottom/>
             <wp:docPr id="1" name="Imagen 1"/>
             <wp:cNvGraphicFramePr>
               <a:graphicFrameLocks xmlns:a="http://schemas.openxmlformats.org/drawingml/2006/main" noChangeAspect="1"/>
@@ -4267,7 +4387,13 @@
                     <pic:cNvPicPr/>
                   </pic:nvPicPr>
                   <pic:blipFill>
-                    <a:blip r:embed="rId6"/>
+                    <a:blip r:embed="rId6" cstate="print">
+                      <a:extLst>
+                        <a:ext uri="{28A0092B-C50C-407E-A947-70E740481C1C}">
+                          <a14:useLocalDpi xmlns:a14="http://schemas.microsoft.com/office/drawing/2010/main" val="0"/>
+                        </a:ext>
+                      </a:extLst>
+                    </a:blip>
                     <a:stretch>
                       <a:fillRect/>
                     </a:stretch>
@@ -4275,7 +4401,159 @@
                   <pic:spPr>
                     <a:xfrm>
                       <a:off x="0" y="0"/>
-                      <a:ext cx="5400040" cy="2903855"/>
+                      <a:ext cx="7614530" cy="4083050"/>
+                    </a:xfrm>
+                    <a:prstGeom prst="rect">
+                      <a:avLst/>
+                    </a:prstGeom>
+                  </pic:spPr>
+                </pic:pic>
+              </a:graphicData>
+            </a:graphic>
+            <wp14:sizeRelH relativeFrom="margin">
+              <wp14:pctWidth>0</wp14:pctWidth>
+            </wp14:sizeRelH>
+            <wp14:sizeRelV relativeFrom="margin">
+              <wp14:pctHeight>0</wp14:pctHeight>
+            </wp14:sizeRelV>
+          </wp:anchor>
+        </w:drawing>
+      </w:r>
+      <w:r>
+        <w:t>Al final los tres ficheros tienen que quedar así.</w:t>
+      </w:r>
+    </w:p>
+    <w:p/>
+    <w:p>
+      <w:pPr>
+        <w:rPr>
+          <w:rFonts w:asciiTheme="majorHAnsi" w:eastAsiaTheme="majorEastAsia" w:hAnsiTheme="majorHAnsi" w:cstheme="majorBidi"/>
+          <w:color w:val="2E74B5" w:themeColor="accent1" w:themeShade="BF"/>
+          <w:sz w:val="26"/>
+          <w:szCs w:val="26"/>
+        </w:rPr>
+      </w:pPr>
+    </w:p>
+    <w:p>
+      <w:pPr>
+        <w:pStyle w:val="Ttulo2"/>
+      </w:pPr>
+      <w:r>
+        <w:t>Comprobación final</w:t>
+      </w:r>
+      <w:bookmarkEnd w:id="4"/>
+    </w:p>
+    <w:p>
+      <w:r>
+        <w:t xml:space="preserve">Ejecutamos el comando </w:t>
+      </w:r>
+      <w:proofErr w:type="spellStart"/>
+      <w:r>
+        <w:t>docker-compose</w:t>
+      </w:r>
+      <w:proofErr w:type="spellEnd"/>
+      <w:r>
+        <w:t xml:space="preserve"> up </w:t>
+      </w:r>
+      <w:r>
+        <w:t>–</w:t>
+      </w:r>
+      <w:proofErr w:type="spellStart"/>
+      <w:r>
+        <w:t>build</w:t>
+      </w:r>
+      <w:proofErr w:type="spellEnd"/>
+      <w:r>
+        <w:t xml:space="preserve"> dentro de nuestro proyecto donde tenemos el </w:t>
+      </w:r>
+      <w:proofErr w:type="spellStart"/>
+      <w:r>
+        <w:t>doker-compose.yml</w:t>
+      </w:r>
+      <w:proofErr w:type="spellEnd"/>
+      <w:r>
+        <w:t xml:space="preserve">, que este comando es levantar/crear todo el </w:t>
+      </w:r>
+      <w:proofErr w:type="spellStart"/>
+      <w:r>
+        <w:t>stack</w:t>
+      </w:r>
+      <w:proofErr w:type="spellEnd"/>
+      <w:r>
+        <w:t xml:space="preserve"> que hemos creado a la vez, </w:t>
+      </w:r>
+      <w:proofErr w:type="spellStart"/>
+      <w:r>
+        <w:t>asi</w:t>
+      </w:r>
+      <w:proofErr w:type="spellEnd"/>
+      <w:r>
+        <w:t xml:space="preserve"> mismo creamos el contenedor que lo podemos ver dentro de </w:t>
+      </w:r>
+      <w:proofErr w:type="spellStart"/>
+      <w:r>
+        <w:t>Docker</w:t>
+      </w:r>
+      <w:proofErr w:type="spellEnd"/>
+      <w:r>
+        <w:t xml:space="preserve"> </w:t>
+      </w:r>
+      <w:proofErr w:type="spellStart"/>
+      <w:r>
+        <w:t>Dekstop</w:t>
+      </w:r>
+      <w:proofErr w:type="spellEnd"/>
+      <w:r>
+        <w:t>.</w:t>
+      </w:r>
+      <w:r>
+        <w:t xml:space="preserve"> También </w:t>
+      </w:r>
+      <w:r>
+        <w:t>asegurar</w:t>
+      </w:r>
+      <w:r>
+        <w:t>me</w:t>
+      </w:r>
+      <w:r>
+        <w:t xml:space="preserve"> que cualquier cambio realizado en el código de Angular o Spring </w:t>
+      </w:r>
+      <w:proofErr w:type="spellStart"/>
+      <w:r>
+        <w:t>Boot</w:t>
+      </w:r>
+      <w:proofErr w:type="spellEnd"/>
+      <w:r>
+        <w:t xml:space="preserve"> se viera reflejado al instante, recreando las imágenes desde cero antes de levantar los contenedores y los volúmenes de persistencia.</w:t>
+      </w:r>
+    </w:p>
+    <w:p>
+      <w:r>
+        <w:drawing>
+          <wp:inline distT="0" distB="0" distL="0" distR="0" wp14:anchorId="74F67236" wp14:editId="5D8A4D5F">
+            <wp:extent cx="5400040" cy="2078990"/>
+            <wp:effectExtent l="0" t="0" r="0" b="0"/>
+            <wp:docPr id="12" name="Imagen 12"/>
+            <wp:cNvGraphicFramePr>
+              <a:graphicFrameLocks xmlns:a="http://schemas.openxmlformats.org/drawingml/2006/main" noChangeAspect="1"/>
+            </wp:cNvGraphicFramePr>
+            <a:graphic xmlns:a="http://schemas.openxmlformats.org/drawingml/2006/main">
+              <a:graphicData uri="http://schemas.openxmlformats.org/drawingml/2006/picture">
+                <pic:pic xmlns:pic="http://schemas.openxmlformats.org/drawingml/2006/picture">
+                  <pic:nvPicPr>
+                    <pic:cNvPr id="1" name=""/>
+                    <pic:cNvPicPr/>
+                  </pic:nvPicPr>
+                  <pic:blipFill>
+                    <a:blip r:embed="rId7"/>
+                    <a:stretch>
+                      <a:fillRect/>
+                    </a:stretch>
+                  </pic:blipFill>
+                  <pic:spPr>
+                    <a:xfrm>
+                      <a:off x="0" y="0"/>
+                      <a:ext cx="5400040" cy="2078990"/>
                     </a:xfrm>
                     <a:prstGeom prst="rect">
                       <a:avLst/>
@@ -4289,49 +4567,74 @@
       </w:r>
     </w:p>
     <w:p>
-      <w:bookmarkStart w:id="3" w:name="_Toc219825586"/>
-      <w:r>
-        <w:br w:type="page"/>
-      </w:r>
-    </w:p>
-    <w:p>
-      <w:pPr>
-        <w:rPr>
-          <w:rFonts w:asciiTheme="majorHAnsi" w:eastAsiaTheme="majorEastAsia" w:hAnsiTheme="majorHAnsi" w:cstheme="majorBidi"/>
-          <w:color w:val="2E74B5" w:themeColor="accent1" w:themeShade="BF"/>
-          <w:sz w:val="26"/>
-          <w:szCs w:val="26"/>
-        </w:rPr>
-      </w:pPr>
-    </w:p>
-    <w:p>
-      <w:pPr>
-        <w:pStyle w:val="Ttulo2"/>
-      </w:pPr>
-      <w:r>
-        <w:t>Comprobación final</w:t>
-      </w:r>
-      <w:bookmarkEnd w:id="3"/>
-    </w:p>
-    <w:p>
-      <w:r>
-        <w:t>Modificaciones/añadido:</w:t>
-      </w:r>
-    </w:p>
-    <w:p>
-      <w:r>
-        <w:t>¡</w:t>
-      </w:r>
-      <w:r>
-        <w:t>Cambios ver</w:t>
-      </w:r>
-      <w:bookmarkStart w:id="4" w:name="_GoBack"/>
-      <w:bookmarkEnd w:id="4"/>
-      <w:r>
-        <w:t>!</w:t>
-      </w:r>
-    </w:p>
-    <w:p/>
+      <w:r>
+        <w:t>Al crearse se levanta automáticamente.</w:t>
+      </w:r>
+    </w:p>
+    <w:p>
+      <w:r>
+        <w:lastRenderedPageBreak/>
+        <w:t xml:space="preserve">Al pulsar en el contenedor podemos ver todas tus partes si cumplen el funcionamiento, junto con los </w:t>
+      </w:r>
+      <w:proofErr w:type="spellStart"/>
+      <w:r>
+        <w:t>logs</w:t>
+      </w:r>
+      <w:proofErr w:type="spellEnd"/>
+      <w:r>
+        <w:t xml:space="preserve"> que enseña los errores</w:t>
+      </w:r>
+      <w:r>
+        <w:t>/</w:t>
+      </w:r>
+      <w:proofErr w:type="spellStart"/>
+      <w:r>
+        <w:t>movimentos</w:t>
+      </w:r>
+      <w:proofErr w:type="spellEnd"/>
+      <w:r>
+        <w:t>.</w:t>
+      </w:r>
+    </w:p>
+    <w:p>
+      <w:r>
+        <w:drawing>
+          <wp:inline distT="0" distB="0" distL="0" distR="0" wp14:anchorId="23A68C61" wp14:editId="39FBB353">
+            <wp:extent cx="5400040" cy="3478530"/>
+            <wp:effectExtent l="0" t="0" r="0" b="7620"/>
+            <wp:docPr id="13" name="Imagen 13"/>
+            <wp:cNvGraphicFramePr>
+              <a:graphicFrameLocks xmlns:a="http://schemas.openxmlformats.org/drawingml/2006/main" noChangeAspect="1"/>
+            </wp:cNvGraphicFramePr>
+            <a:graphic xmlns:a="http://schemas.openxmlformats.org/drawingml/2006/main">
+              <a:graphicData uri="http://schemas.openxmlformats.org/drawingml/2006/picture">
+                <pic:pic xmlns:pic="http://schemas.openxmlformats.org/drawingml/2006/picture">
+                  <pic:nvPicPr>
+                    <pic:cNvPr id="1" name=""/>
+                    <pic:cNvPicPr/>
+                  </pic:nvPicPr>
+                  <pic:blipFill>
+                    <a:blip r:embed="rId8"/>
+                    <a:stretch>
+                      <a:fillRect/>
+                    </a:stretch>
+                  </pic:blipFill>
+                  <pic:spPr>
+                    <a:xfrm>
+                      <a:off x="0" y="0"/>
+                      <a:ext cx="5400040" cy="3478530"/>
+                    </a:xfrm>
+                    <a:prstGeom prst="rect">
+                      <a:avLst/>
+                    </a:prstGeom>
+                  </pic:spPr>
+                </pic:pic>
+              </a:graphicData>
+            </a:graphic>
+          </wp:inline>
+        </w:drawing>
+      </w:r>
+    </w:p>
     <w:p/>
     <w:p>
       <w:r>
@@ -6576,7 +6879,7 @@
 </file>
 
 <file path=customXml/itemProps1.xml><?xml version="1.0" encoding="utf-8"?>
-<ds:datastoreItem xmlns:ds="http://schemas.openxmlformats.org/officeDocument/2006/customXml" ds:itemID="{F1BD44B2-A72C-433D-831D-86A3642D8878}">
+<ds:datastoreItem xmlns:ds="http://schemas.openxmlformats.org/officeDocument/2006/customXml" ds:itemID="{1CB076AF-5BE8-45C1-A30D-168D58BDC1C1}">
   <ds:schemaRefs>
     <ds:schemaRef ds:uri="http://schemas.openxmlformats.org/officeDocument/2006/bibliography"/>
   </ds:schemaRefs>
